--- a/毕业实习报告-学号-姓名.docx
+++ b/毕业实习报告-学号-姓名.docx
@@ -583,110 +583,16 @@
     </w:p>
     <w:p>
       <w:pPr>
-        <w:jc w:val="center"/>
-      </w:pPr>
-      <w:r>
-        <w:drawing>
-          <wp:inline xmlns:a="http://schemas.openxmlformats.org/drawingml/2006/main" xmlns:pic="http://schemas.openxmlformats.org/drawingml/2006/picture">
-            <wp:extent cx="4320000" cy="2131550"/>
-            <wp:docPr id="1" name="Picture 1"/>
-            <wp:cNvGraphicFramePr>
-              <a:graphicFrameLocks noChangeAspect="1"/>
-            </wp:cNvGraphicFramePr>
-            <a:graphic>
-              <a:graphicData uri="http://schemas.openxmlformats.org/drawingml/2006/picture">
-                <pic:pic>
-                  <pic:nvPicPr>
-                    <pic:cNvPr id="0" name="屏幕截图 2026-07-07 161510.png"/>
-                    <pic:cNvPicPr/>
-                  </pic:nvPicPr>
-                  <pic:blipFill>
-                    <a:blip r:embed="rId9"/>
-                    <a:stretch>
-                      <a:fillRect/>
-                    </a:stretch>
-                  </pic:blipFill>
-                  <pic:spPr>
-                    <a:xfrm>
-                      <a:off x="0" y="0"/>
-                      <a:ext cx="4320000" cy="2131550"/>
-                    </a:xfrm>
-                    <a:prstGeom prst="rect"/>
-                  </pic:spPr>
-                </pic:pic>
-              </a:graphicData>
-            </a:graphic>
-          </wp:inline>
-        </w:drawing>
-      </w:r>
-    </w:p>
-    <w:p/>
-    <w:p>
-      <w:pPr>
-        <w:jc w:val="center"/>
+        <w:ind w:firstLine="420"/>
       </w:pPr>
       <w:r>
         <w:rPr>
           <w:rFonts w:ascii="宋体" w:hAnsi="宋体" w:eastAsia="宋体"/>
-          <w:sz w:val="18"/>
+          <w:sz w:val="24"/>
         </w:rPr>
-        <w:t>图1 Trae Code 编写代码界面</w:t>
+        <w:t>（6）版本管理：使用Git进行版本控制，所有代码提交至GitHub远程仓库，确保代码可追溯。</w:t>
       </w:r>
     </w:p>
-    <w:p/>
-    <w:p>
-      <w:pPr>
-        <w:jc w:val="center"/>
-      </w:pPr>
-      <w:r>
-        <w:drawing>
-          <wp:inline xmlns:a="http://schemas.openxmlformats.org/drawingml/2006/main" xmlns:pic="http://schemas.openxmlformats.org/drawingml/2006/picture">
-            <wp:extent cx="4320000" cy="2715616"/>
-            <wp:docPr id="2" name="Picture 2"/>
-            <wp:cNvGraphicFramePr>
-              <a:graphicFrameLocks noChangeAspect="1"/>
-            </wp:cNvGraphicFramePr>
-            <a:graphic>
-              <a:graphicData uri="http://schemas.openxmlformats.org/drawingml/2006/picture">
-                <pic:pic>
-                  <pic:nvPicPr>
-                    <pic:cNvPr id="0" name="屏幕截图 2026-07-07 162729.png"/>
-                    <pic:cNvPicPr/>
-                  </pic:nvPicPr>
-                  <pic:blipFill>
-                    <a:blip r:embed="rId10"/>
-                    <a:stretch>
-                      <a:fillRect/>
-                    </a:stretch>
-                  </pic:blipFill>
-                  <pic:spPr>
-                    <a:xfrm>
-                      <a:off x="0" y="0"/>
-                      <a:ext cx="4320000" cy="2715616"/>
-                    </a:xfrm>
-                    <a:prstGeom prst="rect"/>
-                  </pic:spPr>
-                </pic:pic>
-              </a:graphicData>
-            </a:graphic>
-          </wp:inline>
-        </w:drawing>
-      </w:r>
-    </w:p>
-    <w:p/>
-    <w:p>
-      <w:pPr>
-        <w:jc w:val="center"/>
-      </w:pPr>
-      <w:r>
-        <w:rPr>
-          <w:rFonts w:ascii="宋体" w:hAnsi="宋体" w:eastAsia="宋体"/>
-          <w:sz w:val="18"/>
-        </w:rPr>
-        <w:t>图2 Trae Code 生成代码示例</w:t>
-      </w:r>
-    </w:p>
-    <w:p/>
     <w:p>
       <w:pPr>
         <w:ind w:firstLine="420"/>
@@ -737,218 +643,6 @@
     </w:p>
     <w:p>
       <w:pPr>
-        <w:jc w:val="center"/>
-      </w:pPr>
-      <w:r>
-        <w:drawing>
-          <wp:inline xmlns:a="http://schemas.openxmlformats.org/drawingml/2006/main" xmlns:pic="http://schemas.openxmlformats.org/drawingml/2006/picture">
-            <wp:extent cx="4320000" cy="3564532"/>
-            <wp:docPr id="3" name="Picture 3"/>
-            <wp:cNvGraphicFramePr>
-              <a:graphicFrameLocks noChangeAspect="1"/>
-            </wp:cNvGraphicFramePr>
-            <a:graphic>
-              <a:graphicData uri="http://schemas.openxmlformats.org/drawingml/2006/picture">
-                <pic:pic>
-                  <pic:nvPicPr>
-                    <pic:cNvPr id="0" name="屏幕截图 2026-07-13 095348.png"/>
-                    <pic:cNvPicPr/>
-                  </pic:nvPicPr>
-                  <pic:blipFill>
-                    <a:blip r:embed="rId11"/>
-                    <a:stretch>
-                      <a:fillRect/>
-                    </a:stretch>
-                  </pic:blipFill>
-                  <pic:spPr>
-                    <a:xfrm>
-                      <a:off x="0" y="0"/>
-                      <a:ext cx="4320000" cy="3564532"/>
-                    </a:xfrm>
-                    <a:prstGeom prst="rect"/>
-                  </pic:spPr>
-                </pic:pic>
-              </a:graphicData>
-            </a:graphic>
-          </wp:inline>
-        </w:drawing>
-      </w:r>
-    </w:p>
-    <w:p/>
-    <w:p>
-      <w:pPr>
-        <w:jc w:val="center"/>
-      </w:pPr>
-      <w:r>
-        <w:rPr>
-          <w:rFonts w:ascii="宋体" w:hAnsi="宋体" w:eastAsia="宋体"/>
-          <w:sz w:val="18"/>
-        </w:rPr>
-        <w:t>图3 Claude Code 审查代码截图（一）</w:t>
-      </w:r>
-    </w:p>
-    <w:p/>
-    <w:p>
-      <w:pPr>
-        <w:jc w:val="center"/>
-      </w:pPr>
-      <w:r>
-        <w:drawing>
-          <wp:inline xmlns:a="http://schemas.openxmlformats.org/drawingml/2006/main" xmlns:pic="http://schemas.openxmlformats.org/drawingml/2006/picture">
-            <wp:extent cx="4320000" cy="3307111"/>
-            <wp:docPr id="4" name="Picture 4"/>
-            <wp:cNvGraphicFramePr>
-              <a:graphicFrameLocks noChangeAspect="1"/>
-            </wp:cNvGraphicFramePr>
-            <a:graphic>
-              <a:graphicData uri="http://schemas.openxmlformats.org/drawingml/2006/picture">
-                <pic:pic>
-                  <pic:nvPicPr>
-                    <pic:cNvPr id="0" name="屏幕截图 2026-07-13 095532.png"/>
-                    <pic:cNvPicPr/>
-                  </pic:nvPicPr>
-                  <pic:blipFill>
-                    <a:blip r:embed="rId12"/>
-                    <a:stretch>
-                      <a:fillRect/>
-                    </a:stretch>
-                  </pic:blipFill>
-                  <pic:spPr>
-                    <a:xfrm>
-                      <a:off x="0" y="0"/>
-                      <a:ext cx="4320000" cy="3307111"/>
-                    </a:xfrm>
-                    <a:prstGeom prst="rect"/>
-                  </pic:spPr>
-                </pic:pic>
-              </a:graphicData>
-            </a:graphic>
-          </wp:inline>
-        </w:drawing>
-      </w:r>
-    </w:p>
-    <w:p/>
-    <w:p>
-      <w:pPr>
-        <w:jc w:val="center"/>
-      </w:pPr>
-      <w:r>
-        <w:rPr>
-          <w:rFonts w:ascii="宋体" w:hAnsi="宋体" w:eastAsia="宋体"/>
-          <w:sz w:val="18"/>
-        </w:rPr>
-        <w:t>图4 Claude Code 审查代码截图（二）</w:t>
-      </w:r>
-    </w:p>
-    <w:p/>
-    <w:p>
-      <w:pPr>
-        <w:jc w:val="center"/>
-      </w:pPr>
-      <w:r>
-        <w:drawing>
-          <wp:inline xmlns:a="http://schemas.openxmlformats.org/drawingml/2006/main" xmlns:pic="http://schemas.openxmlformats.org/drawingml/2006/picture">
-            <wp:extent cx="4320000" cy="3209982"/>
-            <wp:docPr id="5" name="Picture 5"/>
-            <wp:cNvGraphicFramePr>
-              <a:graphicFrameLocks noChangeAspect="1"/>
-            </wp:cNvGraphicFramePr>
-            <a:graphic>
-              <a:graphicData uri="http://schemas.openxmlformats.org/drawingml/2006/picture">
-                <pic:pic>
-                  <pic:nvPicPr>
-                    <pic:cNvPr id="0" name="屏幕截图 2026-07-13 095659.png"/>
-                    <pic:cNvPicPr/>
-                  </pic:nvPicPr>
-                  <pic:blipFill>
-                    <a:blip r:embed="rId13"/>
-                    <a:stretch>
-                      <a:fillRect/>
-                    </a:stretch>
-                  </pic:blipFill>
-                  <pic:spPr>
-                    <a:xfrm>
-                      <a:off x="0" y="0"/>
-                      <a:ext cx="4320000" cy="3209982"/>
-                    </a:xfrm>
-                    <a:prstGeom prst="rect"/>
-                  </pic:spPr>
-                </pic:pic>
-              </a:graphicData>
-            </a:graphic>
-          </wp:inline>
-        </w:drawing>
-      </w:r>
-    </w:p>
-    <w:p/>
-    <w:p>
-      <w:pPr>
-        <w:jc w:val="center"/>
-      </w:pPr>
-      <w:r>
-        <w:rPr>
-          <w:rFonts w:ascii="宋体" w:hAnsi="宋体" w:eastAsia="宋体"/>
-          <w:sz w:val="18"/>
-        </w:rPr>
-        <w:t>图5 Claude Code 审查代码截图（三）</w:t>
-      </w:r>
-    </w:p>
-    <w:p/>
-    <w:p>
-      <w:pPr>
-        <w:jc w:val="center"/>
-      </w:pPr>
-      <w:r>
-        <w:drawing>
-          <wp:inline xmlns:a="http://schemas.openxmlformats.org/drawingml/2006/main" xmlns:pic="http://schemas.openxmlformats.org/drawingml/2006/picture">
-            <wp:extent cx="4320000" cy="3066147"/>
-            <wp:docPr id="6" name="Picture 6"/>
-            <wp:cNvGraphicFramePr>
-              <a:graphicFrameLocks noChangeAspect="1"/>
-            </wp:cNvGraphicFramePr>
-            <a:graphic>
-              <a:graphicData uri="http://schemas.openxmlformats.org/drawingml/2006/picture">
-                <pic:pic>
-                  <pic:nvPicPr>
-                    <pic:cNvPr id="0" name="屏幕截图 2026-07-13 095709.png"/>
-                    <pic:cNvPicPr/>
-                  </pic:nvPicPr>
-                  <pic:blipFill>
-                    <a:blip r:embed="rId14"/>
-                    <a:stretch>
-                      <a:fillRect/>
-                    </a:stretch>
-                  </pic:blipFill>
-                  <pic:spPr>
-                    <a:xfrm>
-                      <a:off x="0" y="0"/>
-                      <a:ext cx="4320000" cy="3066147"/>
-                    </a:xfrm>
-                    <a:prstGeom prst="rect"/>
-                  </pic:spPr>
-                </pic:pic>
-              </a:graphicData>
-            </a:graphic>
-          </wp:inline>
-        </w:drawing>
-      </w:r>
-    </w:p>
-    <w:p/>
-    <w:p>
-      <w:pPr>
-        <w:jc w:val="center"/>
-      </w:pPr>
-      <w:r>
-        <w:rPr>
-          <w:rFonts w:ascii="宋体" w:hAnsi="宋体" w:eastAsia="宋体"/>
-          <w:sz w:val="18"/>
-        </w:rPr>
-        <w:t>图6 Claude Code 审查代码截图（四）</w:t>
-      </w:r>
-    </w:p>
-    <w:p/>
-    <w:p>
-      <w:pPr>
         <w:ind w:firstLine="420"/>
       </w:pPr>
       <w:r>
@@ -959,112 +653,6 @@
         <w:t>但同时也需要注意的是，AI生成的代码需要人工审查和测试验证，特别是在安全性和事务一致性方面，需要开发者具备足够的判断能力。AI辅助编程是提效工具，不能完全替代开发者的技术决策和架构设计能力。</w:t>
       </w:r>
     </w:p>
-    <w:p>
-      <w:pPr>
-        <w:jc w:val="center"/>
-      </w:pPr>
-      <w:r>
-        <w:drawing>
-          <wp:inline xmlns:a="http://schemas.openxmlformats.org/drawingml/2006/main" xmlns:pic="http://schemas.openxmlformats.org/drawingml/2006/picture">
-            <wp:extent cx="4320000" cy="2491976"/>
-            <wp:docPr id="7" name="Picture 7"/>
-            <wp:cNvGraphicFramePr>
-              <a:graphicFrameLocks noChangeAspect="1"/>
-            </wp:cNvGraphicFramePr>
-            <a:graphic>
-              <a:graphicData uri="http://schemas.openxmlformats.org/drawingml/2006/picture">
-                <pic:pic>
-                  <pic:nvPicPr>
-                    <pic:cNvPr id="0" name="屏幕截图 2026-07-13 111746.png"/>
-                    <pic:cNvPicPr/>
-                  </pic:nvPicPr>
-                  <pic:blipFill>
-                    <a:blip r:embed="rId15"/>
-                    <a:stretch>
-                      <a:fillRect/>
-                    </a:stretch>
-                  </pic:blipFill>
-                  <pic:spPr>
-                    <a:xfrm>
-                      <a:off x="0" y="0"/>
-                      <a:ext cx="4320000" cy="2491976"/>
-                    </a:xfrm>
-                    <a:prstGeom prst="rect"/>
-                  </pic:spPr>
-                </pic:pic>
-              </a:graphicData>
-            </a:graphic>
-          </wp:inline>
-        </w:drawing>
-      </w:r>
-    </w:p>
-    <w:p/>
-    <w:p>
-      <w:pPr>
-        <w:jc w:val="center"/>
-      </w:pPr>
-      <w:r>
-        <w:rPr>
-          <w:rFonts w:ascii="宋体" w:hAnsi="宋体" w:eastAsia="宋体"/>
-          <w:sz w:val="18"/>
-        </w:rPr>
-        <w:t>图7 Git仓库提交记录截图</w:t>
-      </w:r>
-    </w:p>
-    <w:p/>
-    <w:p>
-      <w:pPr>
-        <w:jc w:val="center"/>
-      </w:pPr>
-      <w:r>
-        <w:drawing>
-          <wp:inline xmlns:a="http://schemas.openxmlformats.org/drawingml/2006/main" xmlns:pic="http://schemas.openxmlformats.org/drawingml/2006/picture">
-            <wp:extent cx="4320000" cy="2456852"/>
-            <wp:docPr id="8" name="Picture 8"/>
-            <wp:cNvGraphicFramePr>
-              <a:graphicFrameLocks noChangeAspect="1"/>
-            </wp:cNvGraphicFramePr>
-            <a:graphic>
-              <a:graphicData uri="http://schemas.openxmlformats.org/drawingml/2006/picture">
-                <pic:pic>
-                  <pic:nvPicPr>
-                    <pic:cNvPr id="0" name="屏幕截图 2026-07-13 111904.png"/>
-                    <pic:cNvPicPr/>
-                  </pic:nvPicPr>
-                  <pic:blipFill>
-                    <a:blip r:embed="rId16"/>
-                    <a:stretch>
-                      <a:fillRect/>
-                    </a:stretch>
-                  </pic:blipFill>
-                  <pic:spPr>
-                    <a:xfrm>
-                      <a:off x="0" y="0"/>
-                      <a:ext cx="4320000" cy="2456852"/>
-                    </a:xfrm>
-                    <a:prstGeom prst="rect"/>
-                  </pic:spPr>
-                </pic:pic>
-              </a:graphicData>
-            </a:graphic>
-          </wp:inline>
-        </w:drawing>
-      </w:r>
-    </w:p>
-    <w:p/>
-    <w:p>
-      <w:pPr>
-        <w:jc w:val="center"/>
-      </w:pPr>
-      <w:r>
-        <w:rPr>
-          <w:rFonts w:ascii="宋体" w:hAnsi="宋体" w:eastAsia="宋体"/>
-          <w:sz w:val="18"/>
-        </w:rPr>
-        <w:t>图8 Git仓库提交详情截图</w:t>
-      </w:r>
-    </w:p>
-    <w:p/>
     <w:p/>
     <w:p>
       <w:pPr>

--- a/毕业实习报告-学号-姓名.docx
+++ b/毕业实习报告-学号-姓名.docx
@@ -2,35 +2,25 @@
 <file path=word/document.xml><?xml version="1.0" encoding="utf-8"?>
 <w:document xmlns:wpc="http://schemas.microsoft.com/office/word/2010/wordprocessingCanvas" xmlns:mo="http://schemas.microsoft.com/office/mac/office/2008/main" xmlns:mc="http://schemas.openxmlformats.org/markup-compatibility/2006" xmlns:mv="urn:schemas-microsoft-com:mac:vml" xmlns:o="urn:schemas-microsoft-com:office:office" xmlns:r="http://schemas.openxmlformats.org/officeDocument/2006/relationships" xmlns:m="http://schemas.openxmlformats.org/officeDocument/2006/math" xmlns:v="urn:schemas-microsoft-com:vml" xmlns:wp14="http://schemas.microsoft.com/office/word/2010/wordprocessingDrawing" xmlns:wp="http://schemas.openxmlformats.org/drawingml/2006/wordprocessingDrawing" xmlns:w10="urn:schemas-microsoft-com:office:word" xmlns:w="http://schemas.openxmlformats.org/wordprocessingml/2006/main" xmlns:w14="http://schemas.microsoft.com/office/word/2010/wordml" xmlns:wpg="http://schemas.microsoft.com/office/word/2010/wordprocessingGroup" xmlns:wpi="http://schemas.microsoft.com/office/word/2010/wordprocessingInk" xmlns:wne="http://schemas.microsoft.com/office/word/2006/wordml" xmlns:wps="http://schemas.microsoft.com/office/word/2010/wordprocessingShape" mc:Ignorable="w14 wp14">
   <w:body>
-    <w:p/>
-    <w:p/>
-    <w:p/>
-    <w:p/>
     <w:p>
-      <w:pPr>
-        <w:jc w:val="center"/>
-      </w:pPr>
       <w:r>
         <w:rPr>
-          <w:rFonts w:ascii="黑体" w:hAnsi="黑体" w:eastAsia="黑体"/>
-          <w:b/>
-          <w:sz w:val="52"/>
+          <w:sz w:val="24"/>
         </w:rPr>
-        <w:t>毕 业 实 习 报 告</w:t>
       </w:r>
     </w:p>
-    <w:p/>
     <w:p>
-      <w:pPr>
-        <w:jc w:val="center"/>
-      </w:pPr>
       <w:r>
         <w:rPr>
-          <w:rFonts w:ascii="宋体" w:hAnsi="宋体" w:eastAsia="宋体"/>
-          <w:b w:val="0"/>
-          <w:sz w:val="28"/>
+          <w:sz w:val="24"/>
         </w:rPr>
-        <w:t>实习单位：校园综合服务平台项目组</w:t>
+      </w:r>
+    </w:p>
+    <w:p>
+      <w:r>
+        <w:rPr>
+          <w:sz w:val="24"/>
+        </w:rPr>
       </w:r>
     </w:p>
     <w:p>
@@ -39,25 +29,183 @@
       </w:pPr>
       <w:r>
         <w:rPr>
-          <w:rFonts w:ascii="宋体" w:hAnsi="宋体" w:eastAsia="宋体"/>
+          <w:rFonts w:ascii="Times New Roman" w:hAnsi="Times New Roman" w:eastAsia="宋体"/>
+          <w:b/>
+          <w:sz w:val="44"/>
+        </w:rPr>
+        <w:t>毕业实习报告</w:t>
+      </w:r>
+    </w:p>
+    <w:p>
+      <w:r>
+        <w:rPr>
+          <w:sz w:val="24"/>
+        </w:rPr>
+      </w:r>
+    </w:p>
+    <w:p>
+      <w:r>
+        <w:rPr>
+          <w:sz w:val="24"/>
+        </w:rPr>
+      </w:r>
+    </w:p>
+    <w:p>
+      <w:r>
+        <w:rPr>
+          <w:sz w:val="24"/>
+        </w:rPr>
+      </w:r>
+    </w:p>
+    <w:p>
+      <w:pPr>
+        <w:ind w:firstLine="2268"/>
+        <w:jc w:val="left"/>
+      </w:pPr>
+      <w:r>
+        <w:rPr>
+          <w:rFonts w:ascii="Times New Roman" w:hAnsi="Times New Roman" w:eastAsia="宋体"/>
           <w:b w:val="0"/>
           <w:sz w:val="28"/>
         </w:rPr>
-        <w:t>实习岗位：Java后端开发工程师</w:t>
+        <w:t>实习单位：</w:t>
+      </w:r>
+      <w:r>
+        <w:rPr>
+          <w:rFonts w:ascii="Times New Roman" w:hAnsi="Times New Roman" w:eastAsia="宋体"/>
+          <w:b w:val="0"/>
+          <w:color w:val="0000FF"/>
+          <w:sz w:val="28"/>
+        </w:rPr>
+        <w:t>______________________________</w:t>
       </w:r>
     </w:p>
-    <w:p/>
     <w:p>
       <w:pPr>
-        <w:jc w:val="center"/>
+        <w:ind w:firstLine="2268"/>
+        <w:jc w:val="left"/>
       </w:pPr>
       <w:r>
         <w:rPr>
-          <w:rFonts w:ascii="宋体" w:hAnsi="宋体" w:eastAsia="宋体"/>
+          <w:rFonts w:ascii="Times New Roman" w:hAnsi="Times New Roman" w:eastAsia="宋体"/>
           <w:b w:val="0"/>
           <w:sz w:val="28"/>
         </w:rPr>
-        <w:t>学    院：____________________</w:t>
+        <w:t>实习时间：</w:t>
+      </w:r>
+      <w:r>
+        <w:rPr>
+          <w:rFonts w:ascii="Times New Roman" w:hAnsi="Times New Roman" w:eastAsia="宋体"/>
+          <w:b w:val="0"/>
+          <w:color w:val="0000FF"/>
+          <w:sz w:val="28"/>
+        </w:rPr>
+        <w:t xml:space="preserve">              至              </w:t>
+      </w:r>
+    </w:p>
+    <w:p>
+      <w:pPr>
+        <w:ind w:firstLine="2268"/>
+        <w:jc w:val="left"/>
+      </w:pPr>
+      <w:r>
+        <w:rPr>
+          <w:rFonts w:ascii="Times New Roman" w:hAnsi="Times New Roman" w:eastAsia="宋体"/>
+          <w:b w:val="0"/>
+          <w:sz w:val="28"/>
+        </w:rPr>
+        <w:t>系  (部)：</w:t>
+      </w:r>
+      <w:r>
+        <w:rPr>
+          <w:rFonts w:ascii="Times New Roman" w:hAnsi="Times New Roman" w:eastAsia="宋体"/>
+          <w:b w:val="0"/>
+          <w:color w:val="0000FF"/>
+          <w:sz w:val="28"/>
+        </w:rPr>
+        <w:t>软件工程学院</w:t>
+      </w:r>
+    </w:p>
+    <w:p>
+      <w:pPr>
+        <w:ind w:firstLine="2268"/>
+        <w:jc w:val="left"/>
+      </w:pPr>
+      <w:r>
+        <w:rPr>
+          <w:rFonts w:ascii="Times New Roman" w:hAnsi="Times New Roman" w:eastAsia="宋体"/>
+          <w:b w:val="0"/>
+          <w:sz w:val="28"/>
+        </w:rPr>
+        <w:t>专    业：</w:t>
+      </w:r>
+      <w:r>
+        <w:rPr>
+          <w:rFonts w:ascii="Times New Roman" w:hAnsi="Times New Roman" w:eastAsia="宋体"/>
+          <w:b w:val="0"/>
+          <w:color w:val="0000FF"/>
+          <w:sz w:val="28"/>
+        </w:rPr>
+        <w:t>软件工程</w:t>
+      </w:r>
+    </w:p>
+    <w:p>
+      <w:pPr>
+        <w:ind w:firstLine="2268"/>
+        <w:jc w:val="left"/>
+      </w:pPr>
+      <w:r>
+        <w:rPr>
+          <w:rFonts w:ascii="Times New Roman" w:hAnsi="Times New Roman" w:eastAsia="宋体"/>
+          <w:b w:val="0"/>
+          <w:sz w:val="28"/>
+        </w:rPr>
+        <w:t>学生姓名：</w:t>
+      </w:r>
+      <w:r>
+        <w:rPr>
+          <w:rFonts w:ascii="Times New Roman" w:hAnsi="Times New Roman" w:eastAsia="宋体"/>
+          <w:b w:val="0"/>
+          <w:color w:val="0000FF"/>
+          <w:sz w:val="28"/>
+        </w:rPr>
+        <w:t xml:space="preserve">              学号：</w:t>
+      </w:r>
+    </w:p>
+    <w:p>
+      <w:r>
+        <w:rPr>
+          <w:sz w:val="24"/>
+        </w:rPr>
+      </w:r>
+    </w:p>
+    <w:p>
+      <w:r>
+        <w:rPr>
+          <w:rFonts w:ascii="Times New Roman" w:hAnsi="Times New Roman" w:eastAsia="宋体"/>
+          <w:b/>
+          <w:color w:val="0000FF"/>
+          <w:sz w:val="24"/>
+        </w:rPr>
+        <w:t>注意：打印前将所有蓝色字体删除。</w:t>
+      </w:r>
+    </w:p>
+    <w:p>
+      <w:r>
+        <w:rPr>
+          <w:rFonts w:ascii="Times New Roman" w:hAnsi="Times New Roman" w:eastAsia="宋体"/>
+          <w:b/>
+          <w:color w:val="0000FF"/>
+          <w:sz w:val="24"/>
+        </w:rPr>
+        <w:t>封面落款时间尽量2026年8月以后</w:t>
+      </w:r>
+    </w:p>
+    <w:p>
+      <w:r>
+        <w:rPr>
+          <w:sz w:val="24"/>
+        </w:rPr>
       </w:r>
     </w:p>
     <w:p>
@@ -66,64 +214,11 @@
       </w:pPr>
       <w:r>
         <w:rPr>
-          <w:rFonts w:ascii="宋体" w:hAnsi="宋体" w:eastAsia="宋体"/>
+          <w:rFonts w:ascii="Times New Roman" w:hAnsi="Times New Roman" w:eastAsia="宋体"/>
           <w:b w:val="0"/>
           <w:sz w:val="28"/>
         </w:rPr>
-        <w:t>专    业：____________________</w:t>
-      </w:r>
-    </w:p>
-    <w:p>
-      <w:pPr>
-        <w:jc w:val="center"/>
-      </w:pPr>
-      <w:r>
-        <w:rPr>
-          <w:rFonts w:ascii="宋体" w:hAnsi="宋体" w:eastAsia="宋体"/>
-          <w:b w:val="0"/>
-          <w:sz w:val="28"/>
-        </w:rPr>
-        <w:t>班    级：____________________</w:t>
-      </w:r>
-    </w:p>
-    <w:p>
-      <w:pPr>
-        <w:jc w:val="center"/>
-      </w:pPr>
-      <w:r>
-        <w:rPr>
-          <w:rFonts w:ascii="宋体" w:hAnsi="宋体" w:eastAsia="宋体"/>
-          <w:b w:val="0"/>
-          <w:sz w:val="28"/>
-        </w:rPr>
-        <w:t>学    号：____________________</w:t>
-      </w:r>
-    </w:p>
-    <w:p>
-      <w:pPr>
-        <w:jc w:val="center"/>
-      </w:pPr>
-      <w:r>
-        <w:rPr>
-          <w:rFonts w:ascii="宋体" w:hAnsi="宋体" w:eastAsia="宋体"/>
-          <w:b w:val="0"/>
-          <w:sz w:val="28"/>
-        </w:rPr>
-        <w:t>姓    名：____________________</w:t>
-      </w:r>
-    </w:p>
-    <w:p/>
-    <w:p>
-      <w:pPr>
-        <w:jc w:val="center"/>
-      </w:pPr>
-      <w:r>
-        <w:rPr>
-          <w:rFonts w:ascii="宋体" w:hAnsi="宋体" w:eastAsia="宋体"/>
-          <w:b w:val="0"/>
-          <w:sz w:val="28"/>
-        </w:rPr>
-        <w:t>2026年  月  日</w:t>
+        <w:t>年    月    日</w:t>
       </w:r>
     </w:p>
     <w:p>
@@ -132,16 +227,13 @@
       </w:r>
     </w:p>
     <w:p>
-      <w:pPr>
-        <w:spacing w:after="120"/>
-      </w:pPr>
       <w:r>
         <w:rPr>
-          <w:rFonts w:ascii="黑体" w:hAnsi="黑体" w:eastAsia="黑体"/>
+          <w:rFonts w:ascii="Times New Roman" w:hAnsi="Times New Roman" w:eastAsia="宋体"/>
           <w:b/>
           <w:sz w:val="28"/>
         </w:rPr>
-        <w:t>一、实习目的</w:t>
+        <w:t>实习报告撰写要求</w:t>
       </w:r>
     </w:p>
     <w:p>
@@ -150,10 +242,21 @@
       </w:pPr>
       <w:r>
         <w:rPr>
-          <w:rFonts w:ascii="宋体" w:hAnsi="宋体" w:eastAsia="宋体"/>
+          <w:rFonts w:ascii="Times New Roman" w:hAnsi="Times New Roman" w:eastAsia="宋体"/>
+          <w:b w:val="0"/>
           <w:sz w:val="24"/>
         </w:rPr>
-        <w:t>毕业实习是高校人才培养方案中的重要实践环节，是学生将所学理论知识应用于实际项目开发的重要过程。通过本次实习，旨在：</w:t>
+        <w:t>实习报告在实习的基础上完成，运用基础理论知识结合实习资料，进行比较深入的分析、总结。实习报告内容要求实事求是，简明扼要，能反映出实习单位的情况及本人实习的情况、体会和感受。报告的资料必须真实可靠，有独立的见解，重点突出、条理清晰，字数3000字左右。</w:t>
+      </w:r>
+    </w:p>
+    <w:p>
+      <w:r>
+        <w:rPr>
+          <w:rFonts w:ascii="Times New Roman" w:hAnsi="Times New Roman" w:eastAsia="宋体"/>
+          <w:b/>
+          <w:sz w:val="24"/>
+        </w:rPr>
+        <w:t>一、实习报告正文内容必须与所学专业内容相关并包含以下四个方面：</w:t>
       </w:r>
     </w:p>
     <w:p>
@@ -162,10 +265,11 @@
       </w:pPr>
       <w:r>
         <w:rPr>
-          <w:rFonts w:ascii="宋体" w:hAnsi="宋体" w:eastAsia="宋体"/>
+          <w:rFonts w:ascii="Times New Roman" w:hAnsi="Times New Roman" w:eastAsia="宋体"/>
+          <w:b w:val="0"/>
           <w:sz w:val="24"/>
         </w:rPr>
-        <w:t>1. 巩固和深化在校期间所学的计算机科学与技术专业知识，特别是Java Web开发、数据库设计、前端开发等核心课程内容。</w:t>
+        <w:t>1、实习目的：要求言简意赅，点明主题。</w:t>
       </w:r>
     </w:p>
     <w:p>
@@ -174,10 +278,11 @@
       </w:pPr>
       <w:r>
         <w:rPr>
-          <w:rFonts w:ascii="宋体" w:hAnsi="宋体" w:eastAsia="宋体"/>
+          <w:rFonts w:ascii="Times New Roman" w:hAnsi="Times New Roman" w:eastAsia="宋体"/>
+          <w:b w:val="0"/>
           <w:sz w:val="24"/>
         </w:rPr>
-        <w:t>2. 掌握企业级项目开发的完整流程，包括需求分析、系统设计、编码实现、测试部署等各阶段的工作方法。</w:t>
+        <w:t>2、实习单位及岗位介绍：要求详略得当、重点突出，着重介绍实习岗位的介绍。</w:t>
       </w:r>
     </w:p>
     <w:p>
@@ -186,10 +291,11 @@
       </w:pPr>
       <w:r>
         <w:rPr>
-          <w:rFonts w:ascii="宋体" w:hAnsi="宋体" w:eastAsia="宋体"/>
+          <w:rFonts w:ascii="Times New Roman" w:hAnsi="Times New Roman" w:eastAsia="宋体"/>
+          <w:b w:val="0"/>
           <w:sz w:val="24"/>
         </w:rPr>
-        <w:t>3. 熟悉Spring Boot、MyBatis-Plus、Vue 3等主流开发框架的实际应用，提升工程实践能力。</w:t>
+        <w:t>3、实习内容及过程：要求内容详实、层次清楚；侧重实际动手能力和技能的培养、锻炼和提高，但切忌记帐式或日记式的简单罗列。</w:t>
       </w:r>
     </w:p>
     <w:p>
@@ -198,10 +304,21 @@
       </w:pPr>
       <w:r>
         <w:rPr>
-          <w:rFonts w:ascii="宋体" w:hAnsi="宋体" w:eastAsia="宋体"/>
+          <w:rFonts w:ascii="Times New Roman" w:hAnsi="Times New Roman" w:eastAsia="宋体"/>
+          <w:b w:val="0"/>
           <w:sz w:val="24"/>
         </w:rPr>
-        <w:t>4. 培养团队协作能力、问题解决能力和职业素养，为今后从事软件开发工作打下坚实基础。</w:t>
+        <w:t>4、实习总结及体会：要求条理清楚、逻辑性强；着重写出对实习内容的总结、体会和感受，特别是自己所学的专业理论与实践的差距和今后应努力的方向。</w:t>
+      </w:r>
+    </w:p>
+    <w:p>
+      <w:r>
+        <w:rPr>
+          <w:rFonts w:ascii="Times New Roman" w:hAnsi="Times New Roman" w:eastAsia="宋体"/>
+          <w:b/>
+          <w:sz w:val="24"/>
+        </w:rPr>
+        <w:t>二、实习报告文字打印格式和装订要求</w:t>
       </w:r>
     </w:p>
     <w:p>
@@ -210,20 +327,509 @@
       </w:pPr>
       <w:r>
         <w:rPr>
-          <w:rFonts w:ascii="宋体" w:hAnsi="宋体" w:eastAsia="宋体"/>
+          <w:rFonts w:ascii="Times New Roman" w:hAnsi="Times New Roman" w:eastAsia="宋体"/>
+          <w:b w:val="0"/>
           <w:sz w:val="24"/>
         </w:rPr>
-        <w:t>5. 体验AI辅助编程在实际项目开发中的应用，了解人工智能技术如何提升开发效率。</w:t>
+        <w:t>1、实习报告一律要使用A4纸打印成文；</w:t>
       </w:r>
     </w:p>
-    <w:p/>
     <w:p>
       <w:pPr>
-        <w:spacing w:after="120"/>
+        <w:ind w:firstLine="420"/>
       </w:pPr>
       <w:r>
         <w:rPr>
-          <w:rFonts w:ascii="黑体" w:hAnsi="黑体" w:eastAsia="黑体"/>
+          <w:rFonts w:ascii="Times New Roman" w:hAnsi="Times New Roman" w:eastAsia="宋体"/>
+          <w:b w:val="0"/>
+          <w:sz w:val="24"/>
+        </w:rPr>
+        <w:t>2、字间距设置为"标准"；</w:t>
+      </w:r>
+    </w:p>
+    <w:p>
+      <w:pPr>
+        <w:ind w:firstLine="420"/>
+      </w:pPr>
+      <w:r>
+        <w:rPr>
+          <w:rFonts w:ascii="Times New Roman" w:hAnsi="Times New Roman" w:eastAsia="宋体"/>
+          <w:b w:val="0"/>
+          <w:sz w:val="24"/>
+        </w:rPr>
+        <w:t>3、段落设置为"单倍行间距"；</w:t>
+      </w:r>
+    </w:p>
+    <w:p>
+      <w:pPr>
+        <w:ind w:firstLine="420"/>
+      </w:pPr>
+      <w:r>
+        <w:rPr>
+          <w:rFonts w:ascii="Times New Roman" w:hAnsi="Times New Roman" w:eastAsia="宋体"/>
+          <w:b w:val="0"/>
+          <w:sz w:val="24"/>
+        </w:rPr>
+        <w:t>4、字号设置为：</w:t>
+      </w:r>
+    </w:p>
+    <w:p>
+      <w:pPr>
+        <w:ind w:firstLine="420"/>
+      </w:pPr>
+      <w:r>
+        <w:rPr>
+          <w:rFonts w:ascii="Times New Roman" w:hAnsi="Times New Roman" w:eastAsia="宋体"/>
+          <w:b w:val="0"/>
+          <w:sz w:val="24"/>
+        </w:rPr>
+        <w:t>a) 标题：宋体二号加粗；</w:t>
+      </w:r>
+    </w:p>
+    <w:p>
+      <w:pPr>
+        <w:ind w:firstLine="420"/>
+      </w:pPr>
+      <w:r>
+        <w:rPr>
+          <w:rFonts w:ascii="Times New Roman" w:hAnsi="Times New Roman" w:eastAsia="宋体"/>
+          <w:b w:val="0"/>
+          <w:sz w:val="24"/>
+        </w:rPr>
+        <w:t>b) 正文一级标题：宋体四号加粗；</w:t>
+      </w:r>
+    </w:p>
+    <w:p>
+      <w:pPr>
+        <w:ind w:firstLine="420"/>
+      </w:pPr>
+      <w:r>
+        <w:rPr>
+          <w:rFonts w:ascii="Times New Roman" w:hAnsi="Times New Roman" w:eastAsia="宋体"/>
+          <w:b w:val="0"/>
+          <w:sz w:val="24"/>
+        </w:rPr>
+        <w:t>c) 正文二级标题：宋体小四号加粗；</w:t>
+      </w:r>
+    </w:p>
+    <w:p>
+      <w:pPr>
+        <w:ind w:firstLine="420"/>
+      </w:pPr>
+      <w:r>
+        <w:rPr>
+          <w:rFonts w:ascii="Times New Roman" w:hAnsi="Times New Roman" w:eastAsia="宋体"/>
+          <w:b w:val="0"/>
+          <w:sz w:val="24"/>
+        </w:rPr>
+        <w:t>d) 其余汉字均为宋体小四号；</w:t>
+      </w:r>
+    </w:p>
+    <w:p>
+      <w:pPr>
+        <w:ind w:firstLine="420"/>
+      </w:pPr>
+      <w:r>
+        <w:rPr>
+          <w:rFonts w:ascii="Times New Roman" w:hAnsi="Times New Roman" w:eastAsia="宋体"/>
+          <w:b w:val="0"/>
+          <w:sz w:val="24"/>
+        </w:rPr>
+        <w:t>e) 正文中所有非汉字均为Times New Roman体；</w:t>
+      </w:r>
+    </w:p>
+    <w:p>
+      <w:pPr>
+        <w:ind w:firstLine="420"/>
+      </w:pPr>
+      <w:r>
+        <w:rPr>
+          <w:rFonts w:ascii="Times New Roman" w:hAnsi="Times New Roman" w:eastAsia="宋体"/>
+          <w:b w:val="0"/>
+          <w:sz w:val="24"/>
+        </w:rPr>
+        <w:t>5、页边距：上 2.54cm 下 2.54cm 左 3.00cm 右 2.00cm</w:t>
+      </w:r>
+    </w:p>
+    <w:p>
+      <w:pPr>
+        <w:ind w:firstLine="420"/>
+      </w:pPr>
+      <w:r>
+        <w:rPr>
+          <w:rFonts w:ascii="Times New Roman" w:hAnsi="Times New Roman" w:eastAsia="宋体"/>
+          <w:b w:val="0"/>
+          <w:sz w:val="24"/>
+        </w:rPr>
+        <w:t>页眉：1.50cm 页脚：1.75cm 页码置于右下角</w:t>
+      </w:r>
+    </w:p>
+    <w:p>
+      <w:pPr>
+        <w:ind w:firstLine="420"/>
+      </w:pPr>
+      <w:r>
+        <w:rPr>
+          <w:rFonts w:ascii="Times New Roman" w:hAnsi="Times New Roman" w:eastAsia="宋体"/>
+          <w:b w:val="0"/>
+          <w:sz w:val="24"/>
+        </w:rPr>
+        <w:t>6、实习报告最后统一用学院提供的毕业实习报告封面装订成册，报告纸样本可从教务处网页下载。</w:t>
+      </w:r>
+    </w:p>
+    <w:p>
+      <w:r>
+        <w:br w:type="page"/>
+      </w:r>
+    </w:p>
+    <w:p>
+      <w:r>
+        <w:rPr>
+          <w:rFonts w:ascii="Times New Roman" w:hAnsi="Times New Roman" w:eastAsia="宋体"/>
+          <w:b/>
+          <w:sz w:val="28"/>
+        </w:rPr>
+        <w:t>实习考核表</w:t>
+      </w:r>
+    </w:p>
+    <w:tbl>
+      <w:tblPr>
+        <w:tblW w:type="auto" w:w="0"/>
+        <w:jc w:val="center"/>
+        <w:tblLook w:firstColumn="1" w:firstRow="1" w:lastColumn="0" w:lastRow="0" w:noHBand="0" w:noVBand="1" w:val="04A0"/>
+        <w:tblBorders>
+          <w:top w:val="single" w:sz="4" w:space="0" w:color="000000"/>
+          <w:left w:val="single" w:sz="4" w:space="0" w:color="000000"/>
+          <w:bottom w:val="single" w:sz="4" w:space="0" w:color="000000"/>
+          <w:right w:val="single" w:sz="4" w:space="0" w:color="000000"/>
+          <w:insideH w:val="single" w:sz="4" w:space="0" w:color="000000"/>
+          <w:insideV w:val="single" w:sz="4" w:space="0" w:color="000000"/>
+        </w:tblBorders>
+      </w:tblPr>
+      <w:tblGrid>
+        <w:gridCol w:w="1567"/>
+        <w:gridCol w:w="1567"/>
+        <w:gridCol w:w="1567"/>
+        <w:gridCol w:w="1567"/>
+        <w:gridCol w:w="1567"/>
+        <w:gridCol w:w="1567"/>
+      </w:tblGrid>
+      <w:tr>
+        <w:tc>
+          <w:tcPr>
+            <w:tcW w:type="dxa" w:w="1567"/>
+          </w:tcPr>
+          <w:p>
+            <w:pPr>
+              <w:jc w:val="center"/>
+            </w:pPr>
+            <w:r>
+              <w:rPr>
+                <w:rFonts w:ascii="Times New Roman" w:hAnsi="Times New Roman" w:eastAsia="宋体"/>
+                <w:b w:val="0"/>
+                <w:sz w:val="20"/>
+              </w:rPr>
+              <w:t>学生姓名</w:t>
+            </w:r>
+          </w:p>
+        </w:tc>
+        <w:tc>
+          <w:tcPr>
+            <w:tcW w:type="dxa" w:w="1567"/>
+          </w:tcPr>
+          <w:p>
+            <w:pPr>
+              <w:jc w:val="center"/>
+            </w:pPr>
+            <w:r>
+              <w:rPr>
+                <w:rFonts w:ascii="Times New Roman" w:hAnsi="Times New Roman" w:eastAsia="宋体"/>
+                <w:b w:val="0"/>
+                <w:sz w:val="20"/>
+              </w:rPr>
+              <w:t>软件工程</w:t>
+            </w:r>
+          </w:p>
+        </w:tc>
+        <w:tc>
+          <w:tcPr>
+            <w:tcW w:type="dxa" w:w="1567"/>
+          </w:tcPr>
+          <w:p>
+            <w:pPr>
+              <w:jc w:val="center"/>
+            </w:pPr>
+            <w:r>
+              <w:rPr>
+                <w:rFonts w:ascii="Times New Roman" w:hAnsi="Times New Roman" w:eastAsia="宋体"/>
+                <w:b w:val="0"/>
+                <w:sz w:val="20"/>
+              </w:rPr>
+              <w:t>学生电话</w:t>
+            </w:r>
+          </w:p>
+        </w:tc>
+        <w:tc>
+          <w:tcPr>
+            <w:tcW w:type="dxa" w:w="1567"/>
+          </w:tcPr>
+          <w:p>
+            <w:pPr>
+              <w:jc w:val="center"/>
+            </w:pPr>
+            <w:r>
+              <w:rPr>
+                <w:rFonts w:ascii="Times New Roman" w:hAnsi="Times New Roman" w:eastAsia="宋体"/>
+                <w:b w:val="0"/>
+                <w:sz w:val="20"/>
+              </w:rPr>
+              <w:t>（实习单位名称）</w:t>
+            </w:r>
+          </w:p>
+        </w:tc>
+        <w:tc>
+          <w:tcPr>
+            <w:tcW w:type="dxa" w:w="1567"/>
+          </w:tcPr>
+          <w:p>
+            <w:pPr>
+              <w:jc w:val="center"/>
+            </w:pPr>
+            <w:r>
+              <w:rPr>
+                <w:rFonts w:ascii="Times New Roman" w:hAnsi="Times New Roman" w:eastAsia="宋体"/>
+                <w:b w:val="0"/>
+                <w:sz w:val="20"/>
+              </w:rPr>
+              <w:t>电话</w:t>
+            </w:r>
+          </w:p>
+        </w:tc>
+        <w:tc>
+          <w:tcPr>
+            <w:tcW w:type="dxa" w:w="1567"/>
+          </w:tcPr>
+          <w:p>
+            <w:pPr>
+              <w:jc w:val="center"/>
+            </w:pPr>
+            <w:r>
+              <w:rPr>
+                <w:rFonts w:ascii="Times New Roman" w:hAnsi="Times New Roman" w:eastAsia="宋体"/>
+                <w:b w:val="0"/>
+                <w:sz w:val="20"/>
+              </w:rPr>
+              <w:t>（实习单位地址）</w:t>
+            </w:r>
+          </w:p>
+        </w:tc>
+      </w:tr>
+      <w:tr>
+        <w:tc>
+          <w:tcPr>
+            <w:tcW w:type="dxa" w:w="6268"/>
+            <w:gridSpan w:val="4"/>
+          </w:tcPr>
+          <w:p>
+            <w:pPr>
+              <w:jc w:val="left"/>
+            </w:pPr>
+            <w:r>
+              <w:rPr>
+                <w:rFonts w:ascii="Times New Roman" w:hAnsi="Times New Roman" w:eastAsia="宋体"/>
+                <w:b w:val="0"/>
+                <w:sz w:val="20"/>
+              </w:rPr>
+              <w:t>通讯地址：</w:t>
+            </w:r>
+            <w:r>
+              <w:rPr>
+                <w:rFonts w:ascii="Times New Roman" w:hAnsi="Times New Roman" w:eastAsia="宋体"/>
+                <w:b w:val="0"/>
+                <w:color w:val="0000FF"/>
+                <w:sz w:val="20"/>
+              </w:rPr>
+              <w:t>（实习单位通讯地址）</w:t>
+            </w:r>
+          </w:p>
+        </w:tc>
+        <w:tc>
+          <w:tcPr>
+            <w:tcW w:type="dxa" w:w="3134"/>
+            <w:gridSpan w:val="2"/>
+          </w:tcPr>
+          <w:p>
+            <w:r>
+              <w:rPr>
+                <w:rFonts w:ascii="Times New Roman" w:hAnsi="Times New Roman" w:eastAsia="宋体"/>
+                <w:b w:val="0"/>
+                <w:sz w:val="20"/>
+              </w:rPr>
+              <w:t>邮编：</w:t>
+            </w:r>
+            <w:r>
+              <w:rPr>
+                <w:rFonts w:ascii="Times New Roman" w:hAnsi="Times New Roman" w:eastAsia="宋体"/>
+                <w:b w:val="0"/>
+                <w:color w:val="0000FF"/>
+                <w:sz w:val="20"/>
+              </w:rPr>
+              <w:t>（邮编）</w:t>
+            </w:r>
+          </w:p>
+        </w:tc>
+      </w:tr>
+      <w:tr>
+        <w:tc>
+          <w:tcPr>
+            <w:tcW w:type="dxa" w:w="9402"/>
+            <w:gridSpan w:val="6"/>
+          </w:tcPr>
+          <w:p>
+            <w:r>
+              <w:rPr>
+                <w:rFonts w:ascii="Times New Roman" w:hAnsi="Times New Roman" w:eastAsia="宋体"/>
+                <w:b w:val="0"/>
+                <w:color w:val="0000FF"/>
+                <w:sz w:val="20"/>
+              </w:rPr>
+              <w:t>实习任务：由公司的工程师/项目经理引导学生一起填写。同一方向，可以一样。</w:t>
+            </w:r>
+          </w:p>
+        </w:tc>
+      </w:tr>
+      <w:tr>
+        <w:tc>
+          <w:tcPr>
+            <w:tcW w:type="dxa" w:w="3134"/>
+            <w:gridSpan w:val="2"/>
+          </w:tcPr>
+          <w:p>
+            <w:pPr>
+              <w:jc w:val="center"/>
+            </w:pPr>
+            <w:r>
+              <w:rPr>
+                <w:rFonts w:ascii="Times New Roman" w:hAnsi="Times New Roman" w:eastAsia="宋体"/>
+                <w:b/>
+                <w:sz w:val="20"/>
+              </w:rPr>
+              <w:t>考勤记录</w:t>
+            </w:r>
+          </w:p>
+        </w:tc>
+        <w:tc>
+          <w:tcPr>
+            <w:tcW w:type="dxa" w:w="1567"/>
+          </w:tcPr>
+          <w:p/>
+        </w:tc>
+        <w:tc>
+          <w:tcPr>
+            <w:tcW w:type="dxa" w:w="1567"/>
+          </w:tcPr>
+          <w:p/>
+        </w:tc>
+        <w:tc>
+          <w:tcPr>
+            <w:tcW w:type="dxa" w:w="1567"/>
+          </w:tcPr>
+          <w:p/>
+        </w:tc>
+        <w:tc>
+          <w:tcPr>
+            <w:tcW w:type="dxa" w:w="1567"/>
+          </w:tcPr>
+          <w:p/>
+        </w:tc>
+      </w:tr>
+    </w:tbl>
+    <w:p/>
+    <w:p>
+      <w:r>
+        <w:rPr>
+          <w:rFonts w:ascii="Times New Roman" w:hAnsi="Times New Roman" w:eastAsia="宋体"/>
+          <w:b w:val="0"/>
+          <w:color w:val="0000FF"/>
+          <w:sz w:val="20"/>
+        </w:rPr>
+        <w:t>考勤记录表（根据实际出勤情况填写，出勤打✔，缺勤打✕）</w:t>
+      </w:r>
+    </w:p>
+    <w:p>
+      <w:r>
+        <w:br w:type="page"/>
+      </w:r>
+    </w:p>
+    <w:p>
+      <w:r>
+        <w:rPr>
+          <w:rFonts w:ascii="Times New Roman" w:hAnsi="Times New Roman" w:eastAsia="宋体"/>
+          <w:b/>
+          <w:sz w:val="28"/>
+        </w:rPr>
+        <w:t>一、实习目的</w:t>
+      </w:r>
+    </w:p>
+    <w:p>
+      <w:r>
+        <w:rPr>
+          <w:rFonts w:ascii="Times New Roman" w:hAnsi="Times New Roman" w:eastAsia="宋体"/>
+          <w:b/>
+          <w:sz w:val="24"/>
+        </w:rPr>
+        <w:t>1、实习的时间</w:t>
+      </w:r>
+    </w:p>
+    <w:p>
+      <w:pPr>
+        <w:ind w:firstLine="420"/>
+      </w:pPr>
+      <w:r>
+        <w:rPr>
+          <w:rFonts w:ascii="Times New Roman" w:hAnsi="Times New Roman" w:eastAsia="宋体"/>
+          <w:b w:val="0"/>
+          <w:color w:val="0000FF"/>
+          <w:sz w:val="24"/>
+        </w:rPr>
+        <w:t>（请填写实习起止时间，例如：2026年7月1日至2026年8月31日）</w:t>
+      </w:r>
+    </w:p>
+    <w:p>
+      <w:r>
+        <w:rPr>
+          <w:rFonts w:ascii="Times New Roman" w:hAnsi="Times New Roman" w:eastAsia="宋体"/>
+          <w:b/>
+          <w:sz w:val="24"/>
+        </w:rPr>
+        <w:t>2、实习的目的</w:t>
+      </w:r>
+    </w:p>
+    <w:p>
+      <w:pPr>
+        <w:ind w:firstLine="420"/>
+      </w:pPr>
+      <w:r>
+        <w:rPr>
+          <w:rFonts w:ascii="Times New Roman" w:hAnsi="Times New Roman" w:eastAsia="宋体"/>
+          <w:b w:val="0"/>
+          <w:color w:val="0000FF"/>
+          <w:sz w:val="24"/>
+        </w:rPr>
+        <w:t>（请阐述本次实习的目的，包括：将所学理论知识与实际工作相结合、了解软件工程在实际项目中的应用、提高实践动手能力、培养团队协作和沟通能力、为今后就业打下基础等。字数不少于300字。）</w:t>
+      </w:r>
+    </w:p>
+    <w:p>
+      <w:r>
+        <w:rPr>
+          <w:sz w:val="24"/>
+        </w:rPr>
+      </w:r>
+    </w:p>
+    <w:p>
+      <w:r>
+        <w:rPr>
+          <w:rFonts w:ascii="Times New Roman" w:hAnsi="Times New Roman" w:eastAsia="宋体"/>
           <w:b/>
           <w:sz w:val="28"/>
         </w:rPr>
@@ -233,22 +839,11 @@
     <w:p>
       <w:r>
         <w:rPr>
-          <w:rFonts w:ascii="宋体" w:hAnsi="宋体" w:eastAsia="宋体"/>
+          <w:rFonts w:ascii="Times New Roman" w:hAnsi="Times New Roman" w:eastAsia="宋体"/>
           <w:b/>
           <w:sz w:val="24"/>
         </w:rPr>
-        <w:t>实习单位：</w:t>
-      </w:r>
-    </w:p>
-    <w:p>
-      <w:r>
-        <w:rPr>
-          <w:rFonts w:ascii="宋体" w:hAnsi="宋体" w:eastAsia="宋体"/>
-          <w:b w:val="0"/>
-          <w:color w:val="0000FF"/>
-          <w:sz w:val="24"/>
-        </w:rPr>
-        <w:t>请填写实习单位名称（如：XX科技有限公司）</w:t>
+        <w:t>1、实习单位</w:t>
       </w:r>
     </w:p>
     <w:p>
@@ -257,10 +852,22 @@
       </w:pPr>
       <w:r>
         <w:rPr>
-          <w:rFonts w:ascii="宋体" w:hAnsi="宋体" w:eastAsia="宋体"/>
+          <w:rFonts w:ascii="Times New Roman" w:hAnsi="Times New Roman" w:eastAsia="宋体"/>
+          <w:b w:val="0"/>
+          <w:color w:val="0000FF"/>
           <w:sz w:val="24"/>
         </w:rPr>
-        <w:t>实习岗位：Java后端开发工程师</w:t>
+        <w:t>（请介绍实习单位的全称、所在行业、主营业务、规模、发展历程等基本信息。字数不少于300字。）</w:t>
+      </w:r>
+    </w:p>
+    <w:p>
+      <w:r>
+        <w:rPr>
+          <w:rFonts w:ascii="Times New Roman" w:hAnsi="Times New Roman" w:eastAsia="宋体"/>
+          <w:b/>
+          <w:sz w:val="24"/>
+        </w:rPr>
+        <w:t>2、实习岗位</w:t>
       </w:r>
     </w:p>
     <w:p>
@@ -269,10 +876,29 @@
       </w:pPr>
       <w:r>
         <w:rPr>
-          <w:rFonts w:ascii="宋体" w:hAnsi="宋体" w:eastAsia="宋体"/>
+          <w:rFonts w:ascii="Times New Roman" w:hAnsi="Times New Roman" w:eastAsia="宋体"/>
+          <w:b w:val="0"/>
+          <w:color w:val="0000FF"/>
           <w:sz w:val="24"/>
         </w:rPr>
-        <w:t>实习内容：参与"校园综合服务平台"项目的全栈开发工作，主要负责后端API设计与开发、数据库设计、系统架构搭建、前后端联调测试等工作。具体包括：</w:t>
+        <w:t>（请介绍实习岗位的名称、职责、所需技能、工作内容等。着重介绍岗位的具体要求和工作内容。字数不少于300字。）</w:t>
+      </w:r>
+    </w:p>
+    <w:p>
+      <w:r>
+        <w:rPr>
+          <w:sz w:val="24"/>
+        </w:rPr>
+      </w:r>
+    </w:p>
+    <w:p>
+      <w:r>
+        <w:rPr>
+          <w:rFonts w:ascii="Times New Roman" w:hAnsi="Times New Roman" w:eastAsia="宋体"/>
+          <w:b/>
+          <w:sz w:val="28"/>
+        </w:rPr>
+        <w:t>三、实习内容及过程</w:t>
       </w:r>
     </w:p>
     <w:p>
@@ -281,10 +907,39 @@
       </w:pPr>
       <w:r>
         <w:rPr>
-          <w:rFonts w:ascii="宋体" w:hAnsi="宋体" w:eastAsia="宋体"/>
+          <w:rFonts w:ascii="Times New Roman" w:hAnsi="Times New Roman" w:eastAsia="宋体"/>
+          <w:b w:val="0"/>
+          <w:color w:val="0000FF"/>
           <w:sz w:val="24"/>
         </w:rPr>
-        <w:t>（1）基于Spring Boot 3.2搭建RESTful API后端服务，实现用户认证、公告管理、失物招领、报修工单等核心业务模块。</w:t>
+        <w:t>（请详细描述实习期间参与的具体项目、完成的工作任务、使用的技术工具、遇到的问题及解决方案、取得的成果等。内容详实、层次清楚，侧重实际动手能力和技能的培养、锻炼和提高，切忌记帐式或日记式的简单罗列。字数不少于800字。）</w:t>
+      </w:r>
+    </w:p>
+    <w:p>
+      <w:r>
+        <w:rPr>
+          <w:sz w:val="24"/>
+        </w:rPr>
+      </w:r>
+    </w:p>
+    <w:p>
+      <w:r>
+        <w:rPr>
+          <w:rFonts w:ascii="Times New Roman" w:hAnsi="Times New Roman" w:eastAsia="宋体"/>
+          <w:b/>
+          <w:sz w:val="28"/>
+        </w:rPr>
+        <w:t>四、实习总结及体会</w:t>
+      </w:r>
+    </w:p>
+    <w:p>
+      <w:r>
+        <w:rPr>
+          <w:rFonts w:ascii="Times New Roman" w:hAnsi="Times New Roman" w:eastAsia="宋体"/>
+          <w:b/>
+          <w:sz w:val="24"/>
+        </w:rPr>
+        <w:t>1、实习总结</w:t>
       </w:r>
     </w:p>
     <w:p>
@@ -293,10 +948,32 @@
       </w:pPr>
       <w:r>
         <w:rPr>
-          <w:rFonts w:ascii="宋体" w:hAnsi="宋体" w:eastAsia="宋体"/>
+          <w:rFonts w:ascii="Times New Roman" w:hAnsi="Times New Roman" w:eastAsia="宋体"/>
+          <w:b w:val="0"/>
+          <w:color w:val="0000FF"/>
           <w:sz w:val="24"/>
         </w:rPr>
-        <w:t>（2）使用MyBatis-Plus进行数据库访问层开发，设计7张核心业务表及22个索引的数据库方案。</w:t>
+        <w:t>（请对实习期间的工作和收获进行总结，分析专业理论与实践的差距，以及今后应努力的方向。字数不少于300字。）</w:t>
+      </w:r>
+    </w:p>
+    <w:p>
+      <w:r>
+        <w:rPr>
+          <w:rFonts w:ascii="Times New Roman" w:hAnsi="Times New Roman" w:eastAsia="宋体"/>
+          <w:b/>
+          <w:sz w:val="24"/>
+        </w:rPr>
+        <w:t>2、体会</w:t>
+      </w:r>
+    </w:p>
+    <w:p>
+      <w:r>
+        <w:rPr>
+          <w:rFonts w:ascii="Times New Roman" w:hAnsi="Times New Roman" w:eastAsia="宋体"/>
+          <w:b/>
+          <w:sz w:val="24"/>
+        </w:rPr>
+        <w:t>（1）社会责任感与工程伦理</w:t>
       </w:r>
     </w:p>
     <w:p>
@@ -305,10 +982,12 @@
       </w:pPr>
       <w:r>
         <w:rPr>
-          <w:rFonts w:ascii="宋体" w:hAnsi="宋体" w:eastAsia="宋体"/>
+          <w:rFonts w:ascii="Times New Roman" w:hAnsi="Times New Roman" w:eastAsia="宋体"/>
+          <w:b w:val="0"/>
+          <w:color w:val="0000FF"/>
           <w:sz w:val="24"/>
         </w:rPr>
-        <w:t>（3）实现JWT Token认证机制，设计基于注解（@NoAuth/@RoleRequired）的权限控制体系。</w:t>
+        <w:t>必须结合实习中的具体事例分析：你是否遇到过或可能遇到用户数据泄露、算法公平性、系统安全性等伦理问题？你是如何处理的？如果未遇到，谈谈你将在未来如何预防。</w:t>
       </w:r>
     </w:p>
     <w:p>
@@ -317,10 +996,12 @@
       </w:pPr>
       <w:r>
         <w:rPr>
-          <w:rFonts w:ascii="宋体" w:hAnsi="宋体" w:eastAsia="宋体"/>
+          <w:rFonts w:ascii="Times New Roman" w:hAnsi="Times New Roman" w:eastAsia="宋体"/>
+          <w:b w:val="0"/>
+          <w:color w:val="0000FF"/>
           <w:sz w:val="24"/>
         </w:rPr>
-        <w:t>（4）开发滑块验证码、文件上传、天气查询等通用功能组件。</w:t>
+        <w:t>阐述你对"工程师对公众的安全、健康和福祉的社会责任"的理解，并引用实习单位的相关规章制度或行业规范（如ISO 27001、软件工程职业道德准则）。</w:t>
       </w:r>
     </w:p>
     <w:p>
@@ -329,10 +1010,22 @@
       </w:pPr>
       <w:r>
         <w:rPr>
-          <w:rFonts w:ascii="宋体" w:hAnsi="宋体" w:eastAsia="宋体"/>
+          <w:rFonts w:ascii="Times New Roman" w:hAnsi="Times New Roman" w:eastAsia="宋体"/>
+          <w:b/>
+          <w:color w:val="0000FF"/>
           <w:sz w:val="24"/>
         </w:rPr>
-        <w:t>（5）配合前端开发人员完成微信小程序和Vue管理后台的接口联调。</w:t>
+        <w:t>（字数不少于400字。）</w:t>
+      </w:r>
+    </w:p>
+    <w:p>
+      <w:r>
+        <w:rPr>
+          <w:rFonts w:ascii="Times New Roman" w:hAnsi="Times New Roman" w:eastAsia="宋体"/>
+          <w:b/>
+          <w:sz w:val="24"/>
+        </w:rPr>
+        <w:t>（2）终身学习与新技术跟踪</w:t>
       </w:r>
     </w:p>
     <w:p>
@@ -341,34 +1034,12 @@
       </w:pPr>
       <w:r>
         <w:rPr>
-          <w:rFonts w:ascii="宋体" w:hAnsi="宋体" w:eastAsia="宋体"/>
+          <w:rFonts w:ascii="Times New Roman" w:hAnsi="Times New Roman" w:eastAsia="宋体"/>
+          <w:b w:val="0"/>
+          <w:color w:val="0000FF"/>
           <w:sz w:val="24"/>
         </w:rPr>
-        <w:t>（6）利用Trae IDE的AI辅助编程功能，提升代码编写效率和质量。</w:t>
-      </w:r>
-    </w:p>
-    <w:p/>
-    <w:p>
-      <w:pPr>
-        <w:spacing w:after="120"/>
-      </w:pPr>
-      <w:r>
-        <w:rPr>
-          <w:rFonts w:ascii="黑体" w:hAnsi="黑体" w:eastAsia="黑体"/>
-          <w:b/>
-          <w:sz w:val="28"/>
-        </w:rPr>
-        <w:t>三、实习内容</w:t>
-      </w:r>
-    </w:p>
-    <w:p>
-      <w:r>
-        <w:rPr>
-          <w:rFonts w:ascii="宋体" w:hAnsi="宋体" w:eastAsia="宋体"/>
-          <w:b/>
-          <w:sz w:val="24"/>
-        </w:rPr>
-        <w:t>3.1 项目概述</w:t>
+        <w:t>列出你在实习期间主动学习的新框架/工具/语言（至少2项），说明学习方式（看文档、做小实验、向同事请教等）。</w:t>
       </w:r>
     </w:p>
     <w:p>
@@ -377,20 +1048,12 @@
       </w:pPr>
       <w:r>
         <w:rPr>
-          <w:rFonts w:ascii="宋体" w:hAnsi="宋体" w:eastAsia="宋体"/>
+          <w:rFonts w:ascii="Times New Roman" w:hAnsi="Times New Roman" w:eastAsia="宋体"/>
+          <w:b w:val="0"/>
+          <w:color w:val="0000FF"/>
           <w:sz w:val="24"/>
         </w:rPr>
-        <w:t>校园综合服务平台是一个面向高校师生的多功能服务平台，包含微信小程序学生端和Vue 3 Web管理后台。系统整合了校园公告、失物招领、设施报修、天气查询等核心服务，为师生提供一站式校园服务体验。项目采用前后端分离架构，后端基于Spring Boot 3.2 + MyBatis-Plus + Redis + MySQL构建，前端使用微信原生框架和Vue 3 + Element Plus开发。</w:t>
-      </w:r>
-    </w:p>
-    <w:p>
-      <w:r>
-        <w:rPr>
-          <w:rFonts w:ascii="宋体" w:hAnsi="宋体" w:eastAsia="宋体"/>
-          <w:b/>
-          <w:sz w:val="24"/>
-        </w:rPr>
-        <w:t>3.2 后端开发工作</w:t>
+        <w:t>分析技术迭代对你负责模块的影响（例如：原本计划用技术A，但中途发现技术B更适合，你如何快速学习切换）。</w:t>
       </w:r>
     </w:p>
     <w:p>
@@ -399,10 +1062,12 @@
       </w:pPr>
       <w:r>
         <w:rPr>
-          <w:rFonts w:ascii="宋体" w:hAnsi="宋体" w:eastAsia="宋体"/>
+          <w:rFonts w:ascii="Times New Roman" w:hAnsi="Times New Roman" w:eastAsia="宋体"/>
+          <w:b w:val="0"/>
+          <w:color w:val="0000FF"/>
           <w:sz w:val="24"/>
         </w:rPr>
-        <w:t>（1）系统架构搭建：搭建Spring Boot 3.2项目骨架，配置MyBatis-Plus、Redis、CORS、JWT等核心组件，设计分层架构（Controller-Service-Mapper-Entity）。</w:t>
+        <w:t>制定未来6个月的学习计划，包括具体的学习资源（书籍、课程、社区）、时间安排和预期成果（如考取证书、贡献开源项目）。</w:t>
       </w:r>
     </w:p>
     <w:p>
@@ -411,10 +1076,27 @@
       </w:pPr>
       <w:r>
         <w:rPr>
-          <w:rFonts w:ascii="宋体" w:hAnsi="宋体" w:eastAsia="宋体"/>
+          <w:rFonts w:ascii="Times New Roman" w:hAnsi="Times New Roman" w:eastAsia="宋体"/>
+          <w:b/>
+          <w:color w:val="0000FF"/>
           <w:sz w:val="24"/>
         </w:rPr>
-        <w:t>（2）数据库设计：设计7张业务表（user、announcement、lost_found、repair_order、repair_log、operation_log、system_config），共22个索引，覆盖所有高频查询场景。</w:t>
+        <w:t>（字数不少于400字。）</w:t>
+      </w:r>
+    </w:p>
+    <w:p>
+      <w:r>
+        <w:br w:type="page"/>
+      </w:r>
+    </w:p>
+    <w:p>
+      <w:r>
+        <w:rPr>
+          <w:rFonts w:ascii="Times New Roman" w:hAnsi="Times New Roman" w:eastAsia="宋体"/>
+          <w:b/>
+          <w:sz w:val="28"/>
+        </w:rPr>
+        <w:t>实习纪律</w:t>
       </w:r>
     </w:p>
     <w:p>
@@ -423,10 +1105,11 @@
       </w:pPr>
       <w:r>
         <w:rPr>
-          <w:rFonts w:ascii="宋体" w:hAnsi="宋体" w:eastAsia="宋体"/>
+          <w:rFonts w:ascii="Times New Roman" w:hAnsi="Times New Roman" w:eastAsia="宋体"/>
+          <w:b w:val="0"/>
           <w:sz w:val="24"/>
         </w:rPr>
-        <w:t>（3）认证模块开发：实现JWT Token生成与校验，设计@NoAuth和@RoleRequired注解驱动的权限控制体系，开发滑块验证码组件和邮箱验证码功能。</w:t>
+        <w:t>1.严格遵守国家法令，遵守学校和实习单位的有关规章制度，尊重实习单位的领导和职工，虚心学习。</w:t>
       </w:r>
     </w:p>
     <w:p>
@@ -435,10 +1118,11 @@
       </w:pPr>
       <w:r>
         <w:rPr>
-          <w:rFonts w:ascii="宋体" w:hAnsi="宋体" w:eastAsia="宋体"/>
+          <w:rFonts w:ascii="Times New Roman" w:hAnsi="Times New Roman" w:eastAsia="宋体"/>
+          <w:b w:val="0"/>
           <w:sz w:val="24"/>
         </w:rPr>
-        <w:t>（4）业务模块开发：开发公告管理、失物招领（含审核流程）、报修工单（含状态机流转）、文件上传、天气查询、系统配置、操作日志等11个Controller的完整RESTful API。</w:t>
+        <w:t>2.服从领导，听从指挥，不迟到、不早退、不旷实习、不擅离职守。实习期间一般不得请假。</w:t>
       </w:r>
     </w:p>
     <w:p>
@@ -447,20 +1131,11 @@
       </w:pPr>
       <w:r>
         <w:rPr>
-          <w:rFonts w:ascii="宋体" w:hAnsi="宋体" w:eastAsia="宋体"/>
+          <w:rFonts w:ascii="Times New Roman" w:hAnsi="Times New Roman" w:eastAsia="宋体"/>
+          <w:b w:val="0"/>
           <w:sz w:val="24"/>
         </w:rPr>
-        <w:t>（5）全局异常处理：实现全局异常拦截器，统一处理参数校验、业务异常、JWT异常、空指针等各类异常，确保接口返回格式统一。</w:t>
-      </w:r>
-    </w:p>
-    <w:p>
-      <w:r>
-        <w:rPr>
-          <w:rFonts w:ascii="宋体" w:hAnsi="宋体" w:eastAsia="宋体"/>
-          <w:b/>
-          <w:sz w:val="24"/>
-        </w:rPr>
-        <w:t>3.3 前端开发工作</w:t>
+        <w:t>3.团结友爱，文明礼貌，严禁酗酒闹事、打架斗殴以及其他不文明行为。</w:t>
       </w:r>
     </w:p>
     <w:p>
@@ -469,10 +1144,11 @@
       </w:pPr>
       <w:r>
         <w:rPr>
-          <w:rFonts w:ascii="宋体" w:hAnsi="宋体" w:eastAsia="宋体"/>
+          <w:rFonts w:ascii="Times New Roman" w:hAnsi="Times New Roman" w:eastAsia="宋体"/>
+          <w:b w:val="0"/>
           <w:sz w:val="24"/>
         </w:rPr>
-        <w:t>（1）微信小程序开发：开发首页（公告轮播+天气卡片+快捷入口）、失物招领（列表浏览+发布+搜索）、报修中心（表单提交+记录查询）、个人中心（登录+信息完善）等4个核心页面。</w:t>
+        <w:t>4.严格遵守保密制度，不遗失和损坏保密文档。</w:t>
       </w:r>
     </w:p>
     <w:p>
@@ -481,10 +1157,11 @@
       </w:pPr>
       <w:r>
         <w:rPr>
-          <w:rFonts w:ascii="宋体" w:hAnsi="宋体" w:eastAsia="宋体"/>
+          <w:rFonts w:ascii="Times New Roman" w:hAnsi="Times New Roman" w:eastAsia="宋体"/>
+          <w:b w:val="0"/>
           <w:sz w:val="24"/>
         </w:rPr>
-        <w:t>（2）Vue管理后台开发：开发登录页（含滑块验证码）、仪表盘（数据概览）、公告管理、失物招领管理、报修工单管理、用户管理、数据统计、系统配置、操作日志等9个功能页面。</w:t>
+        <w:t>5.爱护公共财物，不得擅自动用实习单位的仪器设备和实习用品。</w:t>
       </w:r>
     </w:p>
     <w:p>
@@ -493,20 +1170,11 @@
       </w:pPr>
       <w:r>
         <w:rPr>
-          <w:rFonts w:ascii="宋体" w:hAnsi="宋体" w:eastAsia="宋体"/>
+          <w:rFonts w:ascii="Times New Roman" w:hAnsi="Times New Roman" w:eastAsia="宋体"/>
+          <w:b w:val="0"/>
           <w:sz w:val="24"/>
         </w:rPr>
-        <w:t>（3）API封装：统一封装axios请求，配置响应拦截器统一处理Token过期、业务错误提示等场景。</w:t>
-      </w:r>
-    </w:p>
-    <w:p>
-      <w:r>
-        <w:rPr>
-          <w:rFonts w:ascii="宋体" w:hAnsi="宋体" w:eastAsia="宋体"/>
-          <w:b/>
-          <w:sz w:val="24"/>
-        </w:rPr>
-        <w:t>3.4 AI辅助编程实践</w:t>
+        <w:t>6.严格遵守操作规程和安全制度。</w:t>
       </w:r>
     </w:p>
     <w:p>
@@ -515,10 +1183,11 @@
       </w:pPr>
       <w:r>
         <w:rPr>
-          <w:rFonts w:ascii="宋体" w:hAnsi="宋体" w:eastAsia="宋体"/>
+          <w:rFonts w:ascii="Times New Roman" w:hAnsi="Times New Roman" w:eastAsia="宋体"/>
+          <w:b w:val="0"/>
           <w:sz w:val="24"/>
         </w:rPr>
-        <w:t>在实习过程中，采用了双AI协作模式：Trae Code（基于DeepSeek-V4-Flash模型）负责代码生成和文档编写，Claude Code负责代码审查和Bug修复。</w:t>
+        <w:t>7.注意交通安全，遵守交通规则，防止交通事故。未经批准，学生一律不准离队单独活动，不准离队外宿，更不得到无安全防护措施的水域中游泳。</w:t>
       </w:r>
     </w:p>
     <w:p>
@@ -527,10 +1196,11 @@
       </w:pPr>
       <w:r>
         <w:rPr>
-          <w:rFonts w:ascii="宋体" w:hAnsi="宋体" w:eastAsia="宋体"/>
+          <w:rFonts w:ascii="Times New Roman" w:hAnsi="Times New Roman" w:eastAsia="宋体"/>
+          <w:b w:val="0"/>
           <w:sz w:val="24"/>
         </w:rPr>
-        <w:t>（1）代码生成（Trae Code）：通过自然语言描述功能需求，由AI生成对应的控制器、服务层、实体类代码，以及微信小程序前端页面和Vue管理后台组件。</w:t>
+        <w:t>8.要培养勤俭节约的优良习惯，不浪费水电，不准私自使用电炉、煤炉等。</w:t>
       </w:r>
     </w:p>
     <w:p>
@@ -539,10 +1209,26 @@
       </w:pPr>
       <w:r>
         <w:rPr>
-          <w:rFonts w:ascii="宋体" w:hAnsi="宋体" w:eastAsia="宋体"/>
+          <w:rFonts w:ascii="Times New Roman" w:hAnsi="Times New Roman" w:eastAsia="宋体"/>
+          <w:b w:val="0"/>
           <w:sz w:val="24"/>
         </w:rPr>
-        <w:t>（2）文档编写（Trae Code）：使用Trae Code辅助编写项目开发报告、毕业实习报告等文档，提高文档编写效率。</w:t>
+        <w:t>9.凡违反上述规定造成个人人身安全事故和损失的，由个人负责。造成集体和国家损失的视情节轻重，按照学院和单位规定或国家有关法纪、法规处理。</w:t>
+      </w:r>
+    </w:p>
+    <w:p>
+      <w:r>
+        <w:br w:type="page"/>
+      </w:r>
+    </w:p>
+    <w:p>
+      <w:r>
+        <w:rPr>
+          <w:rFonts w:ascii="Times New Roman" w:hAnsi="Times New Roman" w:eastAsia="宋体"/>
+          <w:b/>
+          <w:sz w:val="28"/>
+        </w:rPr>
+        <w:t>实习报告评阅人</w:t>
       </w:r>
     </w:p>
     <w:p>
@@ -551,10 +1237,19 @@
       </w:pPr>
       <w:r>
         <w:rPr>
-          <w:rFonts w:ascii="宋体" w:hAnsi="宋体" w:eastAsia="宋体"/>
+          <w:rFonts w:ascii="Times New Roman" w:hAnsi="Times New Roman" w:eastAsia="宋体"/>
+          <w:b w:val="0"/>
+          <w:color w:val="0000FF"/>
           <w:sz w:val="24"/>
         </w:rPr>
-        <w:t>（3）代码审查（Claude Code）：将已编写的代码提交给Claude Code审查，发现潜在的安全漏洞和性能问题，确保代码质量。</w:t>
+        <w:t>公司的工程师/项目经理根据每个学生具体情况填写。主要是学生的实习参与情况、具体做了哪个项目，采用了什么技术手段和过程等，不要写优秀、良好等主观评价内容。</w:t>
+      </w:r>
+    </w:p>
+    <w:p>
+      <w:r>
+        <w:rPr>
+          <w:sz w:val="24"/>
+        </w:rPr>
       </w:r>
     </w:p>
     <w:p>
@@ -563,312 +1258,159 @@
       </w:pPr>
       <w:r>
         <w:rPr>
-          <w:rFonts w:ascii="宋体" w:hAnsi="宋体" w:eastAsia="宋体"/>
+          <w:rFonts w:ascii="Times New Roman" w:hAnsi="Times New Roman" w:eastAsia="宋体"/>
+          <w:b w:val="0"/>
+          <w:color w:val="0000FF"/>
           <w:sz w:val="24"/>
         </w:rPr>
-        <w:t>（4）Bug修复（Claude Code）：向Claude Code描述错误现象和日志，快速定位问题根因并获得修复方案，如管理后台白屏修复、Redis连接失败修复、枚举序列化问题修复等。</w:t>
-      </w:r>
-    </w:p>
-    <w:p>
-      <w:pPr>
-        <w:ind w:firstLine="420"/>
-      </w:pPr>
-      <w:r>
-        <w:rPr>
-          <w:rFonts w:ascii="宋体" w:hAnsi="宋体" w:eastAsia="宋体"/>
-          <w:sz w:val="24"/>
-        </w:rPr>
-        <w:t>（5）架构咨询：在技术选型和方案设计阶段向AI咨询最佳实践，如JWT密钥长度要求、Redis序列化安全配置等。</w:t>
-      </w:r>
-    </w:p>
-    <w:p>
-      <w:pPr>
-        <w:ind w:firstLine="420"/>
-      </w:pPr>
-      <w:r>
-        <w:rPr>
-          <w:rFonts w:ascii="宋体" w:hAnsi="宋体" w:eastAsia="宋体"/>
-          <w:sz w:val="24"/>
-        </w:rPr>
-        <w:t>（6）版本管理：使用Git进行版本控制，所有代码提交至GitHub远程仓库，确保代码可追溯。</w:t>
-      </w:r>
-    </w:p>
-    <w:p>
-      <w:pPr>
-        <w:ind w:firstLine="420"/>
-      </w:pPr>
-      <w:r>
-        <w:rPr>
-          <w:rFonts w:ascii="宋体" w:hAnsi="宋体" w:eastAsia="宋体"/>
-          <w:sz w:val="24"/>
-        </w:rPr>
-        <w:t>在实习期间，AI辅助编程在多个方面显著提升了开发效率：</w:t>
-      </w:r>
-    </w:p>
-    <w:p>
-      <w:pPr>
-        <w:ind w:firstLine="420"/>
-      </w:pPr>
-      <w:r>
-        <w:rPr>
-          <w:rFonts w:ascii="宋体" w:hAnsi="宋体" w:eastAsia="宋体"/>
-          <w:sz w:val="24"/>
-        </w:rPr>
-        <w:t>在代码生成方面，Trae Code能够快速生成符合规范的Spring Boot后端代码和Vue 3/小程序前端代码，大幅减少了重复性编码工作。例如，通过简单的自然语言描述即可生成完整的Controller、Service、Mapper层代码，且自动遵循项目已有的代码风格和命名规范。</w:t>
-      </w:r>
-    </w:p>
-    <w:p>
-      <w:pPr>
-        <w:ind w:firstLine="420"/>
-      </w:pPr>
-      <w:r>
-        <w:rPr>
-          <w:rFonts w:ascii="宋体" w:hAnsi="宋体" w:eastAsia="宋体"/>
-          <w:sz w:val="24"/>
-        </w:rPr>
-        <w:t>在问题排查方面，AI能够通过分析日志和代码快速定位问题根因，提供准确的修复方案。例如，在排查管理后台白屏问题时，AI分析发现api/index.js缺少命名导出导致Vue Router加载模块失败；在排查小程序重复创建用户问题时，AI定位到app.js使用wx.login的临时code作为登录凭证，每次code不同导致每次创建新用户，建议改为deviceId持久化方案。</w:t>
-      </w:r>
-    </w:p>
-    <w:p>
-      <w:pPr>
-        <w:ind w:firstLine="420"/>
-      </w:pPr>
-      <w:r>
-        <w:rPr>
-          <w:rFonts w:ascii="宋体" w:hAnsi="宋体" w:eastAsia="宋体"/>
-          <w:sz w:val="24"/>
-        </w:rPr>
-        <w:t>在代码审查方面，Claude Code能够发现代码中潜在的安全问题，如密码加密方式、Token校验逻辑、SQL注入风险等，帮助提升代码质量。</w:t>
-      </w:r>
-    </w:p>
-    <w:p>
-      <w:pPr>
-        <w:ind w:firstLine="420"/>
-      </w:pPr>
-      <w:r>
-        <w:rPr>
-          <w:rFonts w:ascii="宋体" w:hAnsi="宋体" w:eastAsia="宋体"/>
-          <w:sz w:val="24"/>
-        </w:rPr>
-        <w:t>但同时也需要注意的是，AI生成的代码需要人工审查和测试验证，特别是在安全性和事务一致性方面，需要开发者具备足够的判断能力。AI辅助编程是提效工具，不能完全替代开发者的技术决策和架构设计能力。</w:t>
-      </w:r>
-    </w:p>
-    <w:p/>
-    <w:p>
-      <w:pPr>
-        <w:spacing w:after="120"/>
-      </w:pPr>
-      <w:r>
-        <w:rPr>
-          <w:rFonts w:ascii="黑体" w:hAnsi="黑体" w:eastAsia="黑体"/>
-          <w:b/>
-          <w:sz w:val="28"/>
-        </w:rPr>
-        <w:t>四、实习收获与体会</w:t>
-      </w:r>
-    </w:p>
-    <w:p>
-      <w:pPr>
-        <w:ind w:firstLine="420"/>
-      </w:pPr>
-      <w:r>
-        <w:rPr>
-          <w:rFonts w:ascii="宋体" w:hAnsi="宋体" w:eastAsia="宋体"/>
-          <w:sz w:val="24"/>
-        </w:rPr>
-        <w:t>通过本次毕业实习，我获得了以下收获和体会：</w:t>
-      </w:r>
-    </w:p>
-    <w:p>
-      <w:pPr>
-        <w:ind w:firstLine="420"/>
-      </w:pPr>
-      <w:r>
-        <w:rPr>
-          <w:rFonts w:ascii="宋体" w:hAnsi="宋体" w:eastAsia="宋体"/>
-          <w:sz w:val="24"/>
-        </w:rPr>
-        <w:t>1. 技术能力提升：深入掌握了Spring Boot框架的核心特性和最佳实践，包括依赖注入、面向切面编程、事务管理、缓存机制等。熟练掌握了MyBatis-Plus的ORM映射、分页查询、条件构造器等高级功能。对RESTful API设计原则和JWT认证机制有了深入理解。</w:t>
-      </w:r>
-    </w:p>
-    <w:p>
-      <w:pPr>
-        <w:ind w:firstLine="420"/>
-      </w:pPr>
-      <w:r>
-        <w:rPr>
-          <w:rFonts w:ascii="宋体" w:hAnsi="宋体" w:eastAsia="宋体"/>
-          <w:sz w:val="24"/>
-        </w:rPr>
-        <w:t>2. 工程实践能力：经历了从需求分析、系统设计、编码实现到测试部署的完整项目开发流程，理解了软件工程方法论在实际项目中的应用。学会了Git版本控制和团队协作开发模式。</w:t>
-      </w:r>
-    </w:p>
-    <w:p>
-      <w:pPr>
-        <w:ind w:firstLine="420"/>
-      </w:pPr>
-      <w:r>
-        <w:rPr>
-          <w:rFonts w:ascii="宋体" w:hAnsi="宋体" w:eastAsia="宋体"/>
-          <w:sz w:val="24"/>
-        </w:rPr>
-        <w:t>3. 问题解决能力：在开发过程中遇到并解决了多个技术难题，如管理后台白屏问题、小程序重复创建用户、Redis连接失败、枚举序列化问题等，提升了分析问题和解决问题的能力。</w:t>
-      </w:r>
-    </w:p>
-    <w:p>
-      <w:pPr>
-        <w:ind w:firstLine="420"/>
-      </w:pPr>
-      <w:r>
-        <w:rPr>
-          <w:rFonts w:ascii="宋体" w:hAnsi="宋体" w:eastAsia="宋体"/>
-          <w:sz w:val="24"/>
-        </w:rPr>
-        <w:t>4. AI辅助开发：体验了AI编程助手在实际项目开发中的应用价值。AI能够快速生成高质量代码、辅助定位Bug、提供技术建议，显著提升了开发效率。但也认识到AI生成代码需要人工审查，特别是在安全性和事务一致性方面需要开发者具备判断能力。</w:t>
-      </w:r>
-    </w:p>
-    <w:p>
-      <w:pPr>
-        <w:ind w:firstLine="420"/>
-      </w:pPr>
-      <w:r>
-        <w:rPr>
-          <w:rFonts w:ascii="宋体" w:hAnsi="宋体" w:eastAsia="宋体"/>
-          <w:sz w:val="24"/>
-        </w:rPr>
-        <w:t>5. 职业素养：培养了良好的编码习惯和文档规范意识，理解了团队协作中沟通协调的重要性，为今后从事软件开发工作积累了宝贵经验。</w:t>
-      </w:r>
-    </w:p>
-    <w:p/>
-    <w:p>
-      <w:pPr>
-        <w:spacing w:after="120"/>
-      </w:pPr>
-      <w:r>
-        <w:rPr>
-          <w:rFonts w:ascii="黑体" w:hAnsi="黑体" w:eastAsia="黑体"/>
-          <w:b/>
-          <w:sz w:val="28"/>
-        </w:rPr>
-        <w:t>五、实习总结</w:t>
-      </w:r>
-    </w:p>
-    <w:p>
-      <w:pPr>
-        <w:ind w:firstLine="420"/>
-      </w:pPr>
-      <w:r>
-        <w:rPr>
-          <w:rFonts w:ascii="宋体" w:hAnsi="宋体" w:eastAsia="宋体"/>
-          <w:sz w:val="24"/>
-        </w:rPr>
-        <w:t>本次毕业实习圆满完成了预期目标。通过参与"校园综合服务平台"项目的全栈开发，我将大学期间所学的理论知识与实际项目开发相结合，全面提升了Java Web开发能力和工程实践素养。</w:t>
-      </w:r>
-    </w:p>
-    <w:p>
-      <w:pPr>
-        <w:ind w:firstLine="420"/>
-      </w:pPr>
-      <w:r>
-        <w:rPr>
-          <w:rFonts w:ascii="宋体" w:hAnsi="宋体" w:eastAsia="宋体"/>
-          <w:sz w:val="24"/>
-        </w:rPr>
-        <w:t>项目最终交付了完整的微信小程序、Vue管理后台和Spring Boot后端服务，实现了校园公告、失物招领、设施报修、天气查询等核心功能，系统功能完整、运行稳定。在开发过程中，我还积极探索了AI辅助编程这一新兴技术，积累了AI时代软件开发的新经验。</w:t>
-      </w:r>
-    </w:p>
-    <w:p>
-      <w:pPr>
-        <w:ind w:firstLine="420"/>
-      </w:pPr>
-      <w:r>
-        <w:rPr>
-          <w:rFonts w:ascii="宋体" w:hAnsi="宋体" w:eastAsia="宋体"/>
-          <w:sz w:val="24"/>
-        </w:rPr>
-        <w:t>本次实习让我深刻认识到，软件开发不仅需要扎实的技术功底，还需要良好的学习能力、沟通协作能力和问题解决能力。在今后的学习和工作中，我将继续努力，不断提升自己的专业水平和综合素质。</w:t>
-      </w:r>
-    </w:p>
-    <w:p/>
-    <w:p>
-      <w:pPr>
-        <w:spacing w:after="120"/>
-      </w:pPr>
-      <w:r>
-        <w:rPr>
-          <w:rFonts w:ascii="黑体" w:hAnsi="黑体" w:eastAsia="黑体"/>
-          <w:b/>
-          <w:sz w:val="28"/>
-        </w:rPr>
-        <w:t>六、指导教师评语</w:t>
-      </w:r>
-    </w:p>
-    <w:p/>
-    <w:p/>
-    <w:p>
-      <w:r>
-        <w:rPr>
-          <w:rFonts w:ascii="宋体" w:hAnsi="宋体" w:eastAsia="宋体"/>
-          <w:b w:val="0"/>
-          <w:sz w:val="24"/>
-        </w:rPr>
-        <w:t>指导教师签名：</w:t>
+        <w:t>（此处填写评阅意见，由实习单位工程师/项目经理填写）</w:t>
       </w:r>
     </w:p>
     <w:p>
       <w:r>
         <w:rPr>
-          <w:rFonts w:ascii="宋体" w:hAnsi="宋体" w:eastAsia="宋体"/>
-          <w:b w:val="0"/>
           <w:sz w:val="24"/>
         </w:rPr>
-        <w:t>日期：    年  月  日</w:t>
-      </w:r>
-    </w:p>
-    <w:p/>
-    <w:p>
-      <w:pPr>
-        <w:spacing w:after="120"/>
-      </w:pPr>
-      <w:r>
-        <w:rPr>
-          <w:rFonts w:ascii="黑体" w:hAnsi="黑体" w:eastAsia="黑体"/>
-          <w:b/>
-          <w:sz w:val="28"/>
-        </w:rPr>
-        <w:t>七、实习单位鉴定意见</w:t>
-      </w:r>
-    </w:p>
-    <w:p/>
-    <w:p/>
-    <w:p>
-      <w:r>
-        <w:rPr>
-          <w:rFonts w:ascii="宋体" w:hAnsi="宋体" w:eastAsia="宋体"/>
-          <w:b w:val="0"/>
-          <w:sz w:val="24"/>
-        </w:rPr>
-        <w:t>实习单位盖章：</w:t>
       </w:r>
     </w:p>
     <w:p>
       <w:r>
         <w:rPr>
-          <w:rFonts w:ascii="宋体" w:hAnsi="宋体" w:eastAsia="宋体"/>
+          <w:rFonts w:ascii="Times New Roman" w:hAnsi="Times New Roman" w:eastAsia="宋体"/>
+          <w:b/>
+          <w:color w:val="0000FF"/>
+          <w:sz w:val="24"/>
+        </w:rPr>
+        <w:t>公司填写成绩(具体分数）和公司评阅人签名</w:t>
+      </w:r>
+    </w:p>
+    <w:p>
+      <w:r>
+        <w:rPr>
+          <w:sz w:val="24"/>
+        </w:rPr>
+      </w:r>
+    </w:p>
+    <w:p>
+      <w:r>
+        <w:rPr>
+          <w:rFonts w:ascii="Times New Roman" w:hAnsi="Times New Roman" w:eastAsia="宋体"/>
           <w:b w:val="0"/>
           <w:sz w:val="24"/>
         </w:rPr>
-        <w:t>日期：    年  月  日</w:t>
+        <w:t xml:space="preserve">评阅成绩：                    评阅人（签名）：             </w:t>
+      </w:r>
+    </w:p>
+    <w:p>
+      <w:pPr>
+        <w:jc w:val="right"/>
+      </w:pPr>
+      <w:r>
+        <w:rPr>
+          <w:rFonts w:ascii="Times New Roman" w:hAnsi="Times New Roman" w:eastAsia="宋体"/>
+          <w:b w:val="0"/>
+          <w:sz w:val="24"/>
+        </w:rPr>
+        <w:t>年    月    日</w:t>
+      </w:r>
+    </w:p>
+    <w:p>
+      <w:r>
+        <w:rPr>
+          <w:sz w:val="24"/>
+        </w:rPr>
+      </w:r>
+    </w:p>
+    <w:p>
+      <w:r>
+        <w:rPr>
+          <w:rFonts w:ascii="Times New Roman" w:hAnsi="Times New Roman" w:eastAsia="宋体"/>
+          <w:b/>
+          <w:sz w:val="28"/>
+        </w:rPr>
+        <w:t>成  绩  认  定</w:t>
+      </w:r>
+    </w:p>
+    <w:p>
+      <w:r>
+        <w:rPr>
+          <w:rFonts w:ascii="Times New Roman" w:hAnsi="Times New Roman" w:eastAsia="宋体"/>
+          <w:b/>
+          <w:color w:val="0000FF"/>
+          <w:sz w:val="24"/>
+        </w:rPr>
+        <w:t>此处成绩认定由学院实习管理老师填写！</w:t>
+      </w:r>
+    </w:p>
+    <w:p>
+      <w:r>
+        <w:rPr>
+          <w:sz w:val="24"/>
+        </w:rPr>
+      </w:r>
+    </w:p>
+    <w:p>
+      <w:r>
+        <w:rPr>
+          <w:rFonts w:ascii="Times New Roman" w:hAnsi="Times New Roman" w:eastAsia="宋体"/>
+          <w:b w:val="0"/>
+          <w:sz w:val="24"/>
+        </w:rPr>
+        <w:t>评定成绩 ：________________</w:t>
+      </w:r>
+    </w:p>
+    <w:p>
+      <w:r>
+        <w:rPr>
+          <w:rFonts w:ascii="Times New Roman" w:hAnsi="Times New Roman" w:eastAsia="宋体"/>
+          <w:b w:val="0"/>
+          <w:sz w:val="24"/>
+        </w:rPr>
+        <w:t>负责人(签名)：________________</w:t>
+      </w:r>
+    </w:p>
+    <w:p>
+      <w:pPr>
+        <w:jc w:val="right"/>
+      </w:pPr>
+      <w:r>
+        <w:rPr>
+          <w:rFonts w:ascii="Times New Roman" w:hAnsi="Times New Roman" w:eastAsia="宋体"/>
+          <w:b w:val="0"/>
+          <w:sz w:val="24"/>
+        </w:rPr>
+        <w:t>年    月    日</w:t>
       </w:r>
     </w:p>
     <w:sectPr>
+      <w:headerReference w:type="default" r:id="rId9"/>
       <w:pgSz w:w="12240" w:h="15840"/>
-      <w:pgMar w:top="1440" w:right="1797" w:bottom="1440" w:left="1797" w:header="720" w:footer="720" w:gutter="0"/>
+      <w:pgMar w:top="1440" w:right="1134" w:bottom="1440" w:left="1701" w:header="850" w:footer="992" w:gutter="0"/>
       <w:cols w:space="720"/>
       <w:docGrid w:linePitch="360"/>
     </w:sectPr>
   </w:body>
 </w:document>
+</file>
+
+<file path=word/header1.xml><?xml version="1.0" encoding="utf-8"?>
+<w:hdr xmlns:m="http://schemas.openxmlformats.org/officeDocument/2006/math" xmlns:mc="http://schemas.openxmlformats.org/markup-compatibility/2006" xmlns:mo="http://schemas.microsoft.com/office/mac/office/2008/main" xmlns:mv="urn:schemas-microsoft-com:mac:vml" xmlns:o="urn:schemas-microsoft-com:office:office" xmlns:r="http://schemas.openxmlformats.org/officeDocument/2006/relationships" xmlns:v="urn:schemas-microsoft-com:vml" xmlns:w10="urn:schemas-microsoft-com:office:word" xmlns:w14="http://schemas.microsoft.com/office/word/2010/wordml" xmlns:w="http://schemas.openxmlformats.org/wordprocessingml/2006/main" xmlns:wne="http://schemas.microsoft.com/office/word/2006/wordml" xmlns:wp14="http://schemas.microsoft.com/office/word/2010/wordprocessingDrawing" xmlns:wp="http://schemas.openxmlformats.org/drawingml/2006/wordprocessingDrawing" xmlns:wpc="http://schemas.microsoft.com/office/word/2010/wordprocessingCanvas" xmlns:wpg="http://schemas.microsoft.com/office/word/2010/wordprocessingGroup" xmlns:wpi="http://schemas.microsoft.com/office/word/2010/wordprocessingInk" xmlns:wps="http://schemas.microsoft.com/office/word/2010/wordprocessingShape" mc:Ignorable="w14 wp14">
+  <w:p>
+    <w:pPr>
+      <w:pStyle w:val="Header"/>
+      <w:jc w:val="center"/>
+    </w:pPr>
+    <w:r>
+      <w:rPr>
+        <w:rFonts w:ascii="Times New Roman" w:hAnsi="Times New Roman" w:eastAsia="宋体"/>
+        <w:b w:val="0"/>
+        <w:color w:val="808080"/>
+        <w:sz w:val="18"/>
+      </w:rPr>
+      <w:t>成都信息工程大学 ChengDu University Of Information Technology             学生实习报告用纸</w:t>
+    </w:r>
+  </w:p>
+</w:hdr>
 </file>
 
 <file path=word/numbering.xml><?xml version="1.0" encoding="utf-8"?>
@@ -1235,10 +1777,10 @@
     <w:qFormat/>
     <w:rsid w:val="00FC693F"/>
     <w:pPr>
-      <w:spacing w:line="360" w:lineRule="auto"/>
+      <w:spacing w:line="240" w:lineRule="auto"/>
     </w:pPr>
     <w:rPr>
-      <w:rFonts w:ascii="宋体" w:hAnsi="宋体" w:eastAsia="宋体"/>
+      <w:rFonts w:ascii="Times New Roman" w:hAnsi="Times New Roman" w:eastAsia="宋体"/>
       <w:sz w:val="24"/>
     </w:rPr>
   </w:style>

--- a/毕业实习报告-学号-姓名.docx
+++ b/毕业实习报告-学号-姓名.docx
@@ -657,72 +657,6 @@
     </w:p>
     <w:p>
       <w:pPr>
-        <w:ind w:firstLine="419"/>
-      </w:pPr>
-      <w:r>
-        <w:rPr>
-          <w:rFonts w:eastAsia="宋体" w:ascii="Times New Roman" w:hAnsi="Times New Roman"/>
-          <w:sz w:val="24"/>
-        </w:rPr>
-        <w:t xml:space="preserve">在管理后台Vue 3前端开发中，我实现了CaptchaSlider.vue滑块验证码组件，拼图块跟随滑块水平移动、垂直与缺口对齐，位置转换为像素值发送给后端验证。修复了api/index.js缺少命名导出导致白屏的问题，添加了resolve.alias配置解决Vite模块导入失败问题。实现了UserManage.vue、LostFoundManage.vue、RepairManage.vue等管理页面的数据加载和交互逻辑。</w:t>
-      </w:r>
-    </w:p>
-    <w:p>
-      <w:r>
-        <w:rPr>
-          <w:rFonts w:eastAsia="宋体" w:ascii="Times New Roman" w:hAnsi="Times New Roman"/>
-          <w:sz w:val="24"/>
-        </w:rPr>
-        <w:t xml:space="preserve">在微信小程序前端开发中，我封装了utils/request.js网络请求工具，使用loadingCount计数器模式确保wx.showLoading/wx.hideLoading配对使用。登录采用deviceId持久化方案，在app.js的onLaunch中生成唯一deviceId并存入本地存储，每次启动自动登录。个人中心页面支持用户完善个人信息，通过PUT /api/auth/profile接口提交。</w:t>
-      </w:r>
-    </w:p>
-    <w:p>
-      <w:r>
-        <w:rPr>
-          <w:rFonts w:eastAsia="宋体" w:ascii="Times New Roman" w:hAnsi="Times New Roman"/>
-          <w:sz w:val="24"/>
-        </w:rPr>
-        <w:t xml:space="preserve">在缓存管理方面，我配置了RedisConfig，Jackson2JsonRedisSerializer作为序列化方案，不使用activateDefaultTyping防止RCE漏洞。UserServiceImpl的getById使用@Cacheable缓存用户查询结果，缓存前将密码字段置空防止泄露；updateById和removeById使用@CacheEvict清除缓存。和风天气API查询结果也通过Redis缓存，减少第三方API调用频率。</w:t>
-      </w:r>
-    </w:p>
-    <w:p>
-      <w:r>
-        <w:rPr>
-          <w:rFonts w:eastAsia="宋体" w:ascii="Times New Roman" w:hAnsi="Times New Roman"/>
-          <w:sz w:val="24"/>
-        </w:rPr>
-        <w:t xml:space="preserve">在失物招领和报修工单模块开发中，我设计了完整的CRUD接口和状态机流转逻辑。LostFoundController实现了失物信息的发布、编辑、审核、查询功能，支持多条件组合筛选。RepairOrderController实现了工单的提交、受理、处理、完成、驳回等完整流程，工单编号使用ThreadLocalRandom自动生成。LostFoundController.updateById()使用LambdaUpdateWrapper白名单更新字段，RepairOrderController.updateStatus()设置handlerId为当前用户。</w:t>
-      </w:r>
-    </w:p>
-    <w:p>
-      <w:r>
-        <w:rPr>
-          <w:rFonts w:eastAsia="宋体" w:ascii="Times New Roman" w:hAnsi="Times New Roman"/>
-          <w:sz w:val="24"/>
-        </w:rPr>
-        <w:t xml:space="preserve">在滑块验证码模块开发中，我使用纯Java AWT图形绘制技术实现了滑块验证码。在280×150像素的背景图上绘制渐变背景和随机干扰线，在随机位置抠出40×40像素的拼图块，返回base64编码的背景图和拼图块。验证码的正确位置存入Redis，验证时容差5像素，验证通过后生成一次性passToken。同时实现了邮箱验证码功能，支持scene场景参数防止跨场景复用，并添加了IP/邮箱级别的速率限制。</w:t>
-      </w:r>
-    </w:p>
-    <w:p>
-      <w:r>
-        <w:rPr>
-          <w:rFonts w:eastAsia="宋体" w:ascii="Times New Roman" w:hAnsi="Times New Roman"/>
-          <w:sz w:val="24"/>
-        </w:rPr>
-        <w:t xml:space="preserve">在用户认证模块开发中，我实现了基于JWT的Token认证机制，支持微信小程序设备登录和管理员账号密码登录双模式。JwtConfig采用构造函数绑定模式，在校验密钥长度和过期时间时启动Fail-Fast，确保配置安全。JwtAuthInterceptor实现了HandlerInterceptor接口，在preHandle中完成白名单匹配、注解检测和Token解析，在afterCompletion中清除UserContext防止ThreadLocal内存泄漏。权限模型采用层级设计，role值越大权限越高，@RoleRequired(N)允许role≥N的用户访问。</w:t>
-      </w:r>
-    </w:p>
-    <w:p>
-      <w:r>
-        <w:rPr>
-          <w:rFonts w:eastAsia="宋体" w:ascii="Times New Roman" w:hAnsi="Times New Roman"/>
-          <w:sz w:val="24"/>
-        </w:rPr>
-        <w:t xml:space="preserve">在实习期间，我参与了校园综合服务平台项目的开发工作，该项目是一个面向高校师生的综合服务系统，包含学生端微信小程序和管理后台Vue 3前端两个子系统。项目采用Spring Boot 3.2作为后端框架，MyBatis-Plus 3.5.5作为ORM框架，MySQL 8.0作为数据库，Redis 6.x作为缓存中间件，JWT（JJWT 0.12.3）实现无状态认证，集成SpringDoc OpenAPI 2.3.0自动生成API文档。</w:t>
-      </w:r>
-    </w:p>
-    <w:p>
-      <w:pPr>
         <w:spacing w:line="360" w:lineRule="auto"/>
         <w:ind w:left="210" w:leftChars="100"/>
         <w:rPr>
@@ -743,27 +677,6 @@
           <w:sz w:val="24"/>
         </w:rPr>
         <w:t>、实习总结及体会：要求条理清楚、逻辑性强；着重写出对实习内容的总结、体会和感受，特别是自己所学的专业理论与实践的差距和今后应努力的方向。</w:t>
-      </w:r>
-    </w:p>
-    <w:p>
-      <w:pPr>
-        <w:ind w:firstLine="419"/>
-      </w:pPr>
-      <w:r>
-        <w:rPr>
-          <w:rFonts w:eastAsia="宋体" w:ascii="Times New Roman" w:hAnsi="Times New Roman"/>
-          <w:sz w:val="24"/>
-        </w:rPr>
-        <w:t xml:space="preserve">在工程实践方面，我深刻体会到代码规范和团队协作的重要性。通过参与代码审查，我学会了如何编写更健壮、更可维护的代码，如何设计合理的接口和数据库结构。在Bug修复过程中，我积累了丰富的调试经验，能够快速定位问题根因并给出合适的解决方案。</w:t>
-      </w:r>
-    </w:p>
-    <w:p>
-      <w:r>
-        <w:rPr>
-          <w:rFonts w:eastAsia="宋体" w:ascii="Times New Roman" w:hAnsi="Times New Roman"/>
-          <w:sz w:val="24"/>
-        </w:rPr>
-        <w:t xml:space="preserve">通过本次实习，我深入了解了企业级软件开发的完整流程和技术栈，将课堂上学到的理论知识成功地应用于实际项目中。在技术能力方面，我熟练掌握了Spring Boot框架的核心开发模式，包括RESTful API设计、MyBatis-Plus数据持久化、JWT认证、Redis缓存等关键技术。在前端开发方面，我学会了Vue 3的组合式API和Element Plus组件库的使用，掌握了微信小程序的开发流程和调试技巧。</w:t>
       </w:r>
     </w:p>
     <w:p>
@@ -7360,6 +7273,90 @@
     </w:p>
     <w:p>
       <w:pPr>
+        <w:ind w:firstLine="419"/>
+      </w:pPr>
+      <w:r>
+        <w:rPr>
+          <w:rFonts w:eastAsia="宋体" w:ascii="Times New Roman" w:hAnsi="Times New Roman"/>
+          <w:sz w:val="24"/>
+        </w:rPr>
+        <w:t xml:space="preserve">在管理后台Vue 3前端开发中，我实现了CaptchaSlider.vue滑块验证码组件，拼图块跟随滑块水平移动、垂直与缺口对齐，位置转换为像素值发送给后端验证。修复了api/index.js缺少命名导出导致白屏的问题，添加了resolve.alias配置解决Vite模块导入失败问题。实现了UserManage.vue、LostFoundManage.vue、RepairManage.vue等管理页面的数据加载和交互逻辑。</w:t>
+      </w:r>
+    </w:p>
+    <w:p>
+      <w:pPr>
+        <w:ind w:firstLine="419"/>
+      </w:pPr>
+      <w:r>
+        <w:rPr>
+          <w:rFonts w:eastAsia="宋体" w:ascii="Times New Roman" w:hAnsi="Times New Roman"/>
+          <w:sz w:val="24"/>
+        </w:rPr>
+        <w:t xml:space="preserve">在微信小程序前端开发中，我封装了utils/request.js网络请求工具，使用loadingCount计数器模式确保wx.showLoading/wx.hideLoading配对使用。登录采用deviceId持久化方案，在app.js的onLaunch中生成唯一deviceId并存入本地存储，每次启动自动登录。个人中心页面支持用户完善个人信息，通过PUT /api/auth/profile接口提交。</w:t>
+      </w:r>
+    </w:p>
+    <w:p>
+      <w:pPr>
+        <w:ind w:firstLine="419"/>
+      </w:pPr>
+      <w:r>
+        <w:rPr>
+          <w:rFonts w:eastAsia="宋体" w:ascii="Times New Roman" w:hAnsi="Times New Roman"/>
+          <w:sz w:val="24"/>
+        </w:rPr>
+        <w:t xml:space="preserve">在缓存管理方面，我配置了RedisConfig，Jackson2JsonRedisSerializer作为序列化方案，不使用activateDefaultTyping防止RCE漏洞。UserServiceImpl的getById使用@Cacheable缓存用户查询结果，缓存前将密码字段置空防止泄露；updateById和removeById使用@CacheEvict清除缓存。和风天气API查询结果也通过Redis缓存，减少第三方API调用频率。</w:t>
+      </w:r>
+    </w:p>
+    <w:p>
+      <w:pPr>
+        <w:ind w:firstLine="419"/>
+      </w:pPr>
+      <w:r>
+        <w:rPr>
+          <w:rFonts w:eastAsia="宋体" w:ascii="Times New Roman" w:hAnsi="Times New Roman"/>
+          <w:sz w:val="24"/>
+        </w:rPr>
+        <w:t xml:space="preserve">在失物招领和报修工单模块开发中，我设计了完整的CRUD接口和状态机流转逻辑。LostFoundController实现了失物信息的发布、编辑、审核、查询功能，支持多条件组合筛选。RepairOrderController实现了工单的提交、受理、处理、完成、驳回等完整流程，工单编号使用ThreadLocalRandom自动生成。LostFoundController.updateById()使用LambdaUpdateWrapper白名单更新字段，RepairOrderController.updateStatus()设置handlerId为当前用户。</w:t>
+      </w:r>
+    </w:p>
+    <w:p>
+      <w:pPr>
+        <w:ind w:firstLine="419"/>
+      </w:pPr>
+      <w:r>
+        <w:rPr>
+          <w:rFonts w:eastAsia="宋体" w:ascii="Times New Roman" w:hAnsi="Times New Roman"/>
+          <w:sz w:val="24"/>
+        </w:rPr>
+        <w:t xml:space="preserve">在滑块验证码模块开发中，我使用纯Java AWT图形绘制技术实现了滑块验证码。在280×150像素的背景图上绘制渐变背景和随机干扰线，在随机位置抠出40×40像素的拼图块，返回base64编码的背景图和拼图块。验证码的正确位置存入Redis，验证时容差5像素，验证通过后生成一次性passToken。同时实现了邮箱验证码功能，支持scene场景参数防止跨场景复用，并添加了IP/邮箱级别的速率限制。</w:t>
+      </w:r>
+    </w:p>
+    <w:p>
+      <w:pPr>
+        <w:ind w:firstLine="419"/>
+      </w:pPr>
+      <w:r>
+        <w:rPr>
+          <w:rFonts w:eastAsia="宋体" w:ascii="Times New Roman" w:hAnsi="Times New Roman"/>
+          <w:sz w:val="24"/>
+        </w:rPr>
+        <w:t xml:space="preserve">在用户认证模块开发中，我实现了基于JWT的Token认证机制，支持微信小程序设备登录和管理员账号密码登录双模式。JwtConfig采用构造函数绑定模式，在校验密钥长度和过期时间时启动Fail-Fast，确保配置安全。JwtAuthInterceptor实现了HandlerInterceptor接口，在preHandle中完成白名单匹配、注解检测和Token解析，在afterCompletion中清除UserContext防止ThreadLocal内存泄漏。权限模型采用层级设计，role值越大权限越高，@RoleRequired(N)允许role≥N的用户访问。</w:t>
+      </w:r>
+    </w:p>
+    <w:p>
+      <w:pPr>
+        <w:ind w:firstLine="419"/>
+      </w:pPr>
+      <w:r>
+        <w:rPr>
+          <w:rFonts w:eastAsia="宋体" w:ascii="Times New Roman" w:hAnsi="Times New Roman"/>
+          <w:sz w:val="24"/>
+        </w:rPr>
+        <w:t xml:space="preserve">在实习期间，我参与了校园综合服务平台项目的开发工作，该项目是一个面向高校师生的综合服务系统，包含学生端微信小程序和管理后台Vue 3前端两个子系统。项目采用Spring Boot 3.2作为后端框架，MyBatis-Plus 3.5.5作为ORM框架，MySQL 8.0作为数据库，Redis 6.x作为缓存中间件，JWT（JJWT 0.12.3）实现无状态认证，集成SpringDoc OpenAPI 2.3.0自动生成API文档。</w:t>
+      </w:r>
+    </w:p>
+    <w:p>
+      <w:pPr>
         <w:pStyle w:val="4"/>
         <w:numPr>
           <w:ilvl w:val="0"/>
@@ -7399,6 +7396,30 @@
     </w:p>
     <w:p>
       <w:pPr>
+        <w:ind w:firstLine="419"/>
+      </w:pPr>
+      <w:r>
+        <w:rPr>
+          <w:rFonts w:eastAsia="宋体" w:ascii="Times New Roman" w:hAnsi="Times New Roman"/>
+          <w:sz w:val="24"/>
+        </w:rPr>
+        <w:t xml:space="preserve">在工程实践方面，我深刻体会到代码规范和团队协作的重要性。通过参与代码审查，我学会了如何编写更健壮、更可维护的代码，如何设计合理的接口和数据库结构。在Bug修复过程中，我积累了丰富的调试经验，能够快速定位问题根因并给出合适的解决方案。</w:t>
+      </w:r>
+    </w:p>
+    <w:p>
+      <w:pPr>
+        <w:ind w:firstLine="419"/>
+      </w:pPr>
+      <w:r>
+        <w:rPr>
+          <w:rFonts w:eastAsia="宋体" w:ascii="Times New Roman" w:hAnsi="Times New Roman"/>
+          <w:sz w:val="24"/>
+        </w:rPr>
+        <w:t xml:space="preserve">通过本次实习，我深入了解了企业级软件开发的完整流程和技术栈，将课堂上学到的理论知识成功地应用于实际项目中。在技术能力方面，我熟练掌握了Spring Boot框架的核心开发模式，包括RESTful API设计、MyBatis-Plus数据持久化、JWT认证、Redis缓存等关键技术。在前端开发方面，我学会了Vue 3的组合式API和Element Plus组件库的使用，掌握了微信小程序的开发流程和调试技巧。</w:t>
+      </w:r>
+    </w:p>
+    <w:p>
+      <w:pPr>
         <w:numPr>
           <w:ilvl w:val="0"/>
           <w:numId w:val="3"/>
@@ -7447,6 +7468,9 @@
       </w:r>
     </w:p>
     <w:p>
+      <w:pPr>
+        <w:ind w:firstLine="419"/>
+      </w:pPr>
       <w:r>
         <w:rPr>
           <w:rFonts w:eastAsia="宋体" w:ascii="Times New Roman" w:hAnsi="Times New Roman"/>
@@ -7456,6 +7480,9 @@
       </w:r>
     </w:p>
     <w:p>
+      <w:pPr>
+        <w:ind w:firstLine="419"/>
+      </w:pPr>
       <w:r>
         <w:rPr>
           <w:rFonts w:eastAsia="宋体" w:ascii="Times New Roman" w:hAnsi="Times New Roman"/>
@@ -7561,6 +7588,9 @@
       </w:r>
     </w:p>
     <w:p>
+      <w:pPr>
+        <w:ind w:firstLine="419"/>
+      </w:pPr>
       <w:r>
         <w:rPr>
           <w:rFonts w:eastAsia="宋体" w:ascii="Times New Roman" w:hAnsi="Times New Roman"/>
@@ -7570,6 +7600,9 @@
       </w:r>
     </w:p>
     <w:p>
+      <w:pPr>
+        <w:ind w:firstLine="419"/>
+      </w:pPr>
       <w:r>
         <w:rPr>
           <w:rFonts w:eastAsia="宋体" w:ascii="Times New Roman" w:hAnsi="Times New Roman"/>
@@ -7645,50 +7678,6 @@
         </w:rPr>
         <w:t>字数不少于400字。</w:t>
       </w:r>
-    </w:p>
-    <w:p>
-      <w:pPr>
-        <w:spacing w:line="240" w:lineRule="atLeast"/>
-        <w:rPr>
-          <w:rFonts w:hint="eastAsia" w:ascii="楷体" w:hAnsi="楷体" w:eastAsia="楷体" w:cs="楷体"/>
-          <w:color w:val="0000FF"/>
-          <w:sz w:val="36"/>
-          <w:szCs w:val="36"/>
-          <w:lang w:val="en-US" w:eastAsia="zh-CN"/>
-        </w:rPr>
-      </w:pPr>
-    </w:p>
-    <w:p>
-      <w:pPr>
-        <w:numPr>
-          <w:ilvl w:val="0"/>
-          <w:numId w:val="4"/>
-        </w:numPr>
-        <w:spacing w:line="240" w:lineRule="atLeast"/>
-        <w:rPr>
-          <w:rFonts w:hint="eastAsia" w:ascii="楷体" w:hAnsi="楷体" w:eastAsia="楷体" w:cs="楷体"/>
-          <w:color w:val="0000FF"/>
-          <w:sz w:val="36"/>
-          <w:szCs w:val="36"/>
-          <w:lang w:val="en-US" w:eastAsia="zh-CN"/>
-        </w:rPr>
-      </w:pPr>
-    </w:p>
-    <w:p>
-      <w:pPr>
-        <w:numPr>
-          <w:ilvl w:val="0"/>
-          <w:numId w:val="4"/>
-        </w:numPr>
-        <w:spacing w:line="240" w:lineRule="atLeast"/>
-        <w:rPr>
-          <w:rFonts w:hint="default" w:ascii="楷体" w:hAnsi="楷体" w:eastAsia="楷体" w:cs="楷体"/>
-          <w:color w:val="0000FF"/>
-          <w:sz w:val="36"/>
-          <w:szCs w:val="36"/>
-          <w:lang w:val="en-US" w:eastAsia="zh-CN"/>
-        </w:rPr>
-      </w:pPr>
     </w:p>
     <w:p>
       <w:pPr>

--- a/毕业实习报告-学号-姓名.docx
+++ b/毕业实习报告-学号-姓名.docx
@@ -154,81 +154,28 @@
       </w:pPr>
       <w:r>
         <w:rPr>
+          <w:rFonts w:ascii="Times New Roman" w:hAnsi="Times New Roman" w:eastAsia="宋体"/>
+          <w:sz w:val="28"/>
+        </w:rPr>
+        <w:t>实习单位:成都信息工程大学</w:t>
+      </w:r>
+    </w:p>
+    <w:p>
+      <w:pPr>
+        <w:spacing w:line="600" w:lineRule="auto"/>
+        <w:ind w:firstLine="720" w:firstLineChars="225"/>
+        <w:rPr>
           <w:rFonts w:hint="eastAsia" w:ascii="楷体_GB2312" w:hAnsi="华文中宋" w:eastAsia="楷体_GB2312" w:cs="Times New Roman"/>
           <w:sz w:val="32"/>
           <w:szCs w:val="28"/>
         </w:rPr>
-        <w:t>实习单位</w:t>
-      </w:r>
-      <w:r>
-        <w:rPr>
-          <w:rFonts w:hint="eastAsia" w:ascii="楷体_GB2312" w:hAnsi="宋体" w:eastAsia="楷体_GB2312" w:cs="Times New Roman"/>
-          <w:sz w:val="32"/>
-          <w:szCs w:val="32"/>
-        </w:rPr>
-        <w:t xml:space="preserve">: </w:t>
-      </w:r>
-      <w:r>
-        <w:rPr>
-          <w:rFonts w:hint="eastAsia" w:ascii="楷体_GB2312" w:hAnsi="宋体" w:eastAsia="楷体_GB2312" w:cs="Times New Roman"/>
-          <w:sz w:val="32"/>
-          <w:szCs w:val="32"/>
-          <w:u w:val="single"/>
-        </w:rPr>
-        <w:t xml:space="preserve">                               </w:t>
-      </w:r>
-    </w:p>
-    <w:p>
-      <w:pPr>
-        <w:spacing w:line="600" w:lineRule="auto"/>
-        <w:ind w:firstLine="720" w:firstLineChars="225"/>
-        <w:rPr>
-          <w:rFonts w:hint="eastAsia" w:ascii="楷体_GB2312" w:hAnsi="华文中宋" w:eastAsia="楷体_GB2312" w:cs="Times New Roman"/>
-          <w:sz w:val="32"/>
-          <w:szCs w:val="28"/>
-        </w:rPr>
-      </w:pPr>
-      <w:r>
-        <w:rPr>
-          <w:rFonts w:hint="eastAsia" w:ascii="楷体_GB2312" w:hAnsi="华文中宋" w:eastAsia="楷体_GB2312" w:cs="Times New Roman"/>
-          <w:sz w:val="32"/>
-          <w:szCs w:val="28"/>
-        </w:rPr>
-        <w:t>实习时间：</w:t>
-      </w:r>
-      <w:r>
-        <w:rPr>
-          <w:rFonts w:hint="eastAsia" w:ascii="楷体_GB2312" w:hAnsi="宋体" w:eastAsia="楷体_GB2312" w:cs="Times New Roman"/>
-          <w:sz w:val="32"/>
-          <w:szCs w:val="32"/>
-          <w:u w:val="single"/>
-        </w:rPr>
-        <w:t xml:space="preserve">             </w:t>
-      </w:r>
-      <w:r>
-        <w:rPr>
-          <w:rFonts w:hint="eastAsia" w:ascii="楷体_GB2312" w:hAnsi="宋体" w:eastAsia="楷体_GB2312" w:cs="Times New Roman"/>
-          <w:sz w:val="32"/>
-          <w:szCs w:val="32"/>
-        </w:rPr>
-        <w:t xml:space="preserve"> </w:t>
-      </w:r>
-      <w:r>
-        <w:rPr>
-          <w:rFonts w:hint="eastAsia" w:ascii="楷体_GB2312" w:hAnsi="华文中宋" w:eastAsia="楷体_GB2312" w:cs="Times New Roman"/>
-          <w:sz w:val="32"/>
-          <w:szCs w:val="28"/>
-        </w:rPr>
-        <w:t xml:space="preserve">至 </w:t>
-      </w:r>
-      <w:r>
-        <w:rPr>
-          <w:rFonts w:hint="eastAsia" w:ascii="楷体_GB2312" w:hAnsi="宋体" w:eastAsia="楷体_GB2312" w:cs="Times New Roman"/>
-          <w:sz w:val="32"/>
-          <w:szCs w:val="32"/>
-          <w:u w:val="single"/>
-        </w:rPr>
-        <w:t xml:space="preserve">              </w:t>
+      </w:pPr>
+      <w:r>
+        <w:rPr>
+          <w:rFonts w:ascii="Times New Roman" w:hAnsi="Times New Roman" w:eastAsia="宋体"/>
+          <w:sz w:val="28"/>
+        </w:rPr>
+        <w:t>实习时间：2026年7月2日至2026年7月14日</w:t>
       </w:r>
     </w:p>
     <w:p>
@@ -348,133 +295,28 @@
       </w:pPr>
       <w:r>
         <w:rPr>
+          <w:rFonts w:ascii="Times New Roman" w:hAnsi="Times New Roman" w:eastAsia="宋体"/>
+          <w:color w:val="0000FF"/>
+          <w:sz w:val="28"/>
+        </w:rPr>
+        <w:t>学生姓名:（姓名）              学号:（学号）</w:t>
+      </w:r>
+    </w:p>
+    <w:p>
+      <w:pPr>
+        <w:jc w:val="center"/>
+        <w:rPr>
           <w:rFonts w:hint="eastAsia" w:ascii="楷体_GB2312" w:hAnsi="宋体" w:eastAsia="楷体_GB2312" w:cs="Times New Roman"/>
           <w:sz w:val="32"/>
           <w:szCs w:val="32"/>
         </w:rPr>
-        <w:t xml:space="preserve">学生姓名: </w:t>
-      </w:r>
-      <w:r>
-        <w:rPr>
-          <w:rFonts w:hint="eastAsia" w:ascii="楷体_GB2312" w:hAnsi="宋体" w:eastAsia="楷体_GB2312" w:cs="Times New Roman"/>
-          <w:sz w:val="32"/>
-          <w:szCs w:val="32"/>
-          <w:u w:val="single"/>
-        </w:rPr>
-        <w:t xml:space="preserve">             </w:t>
-      </w:r>
-      <w:r>
-        <w:rPr>
-          <w:rFonts w:hint="eastAsia" w:ascii="楷体_GB2312" w:hAnsi="宋体" w:eastAsia="楷体_GB2312" w:cs="Times New Roman"/>
-          <w:b/>
-          <w:sz w:val="32"/>
-          <w:szCs w:val="32"/>
-        </w:rPr>
-        <w:t xml:space="preserve"> </w:t>
-      </w:r>
-      <w:r>
-        <w:rPr>
-          <w:rFonts w:hint="eastAsia" w:ascii="楷体_GB2312" w:hAnsi="宋体" w:eastAsia="楷体_GB2312" w:cs="Times New Roman"/>
-          <w:sz w:val="32"/>
-          <w:szCs w:val="32"/>
-        </w:rPr>
-        <w:t>学号:</w:t>
-      </w:r>
-      <w:r>
-        <w:rPr>
-          <w:rFonts w:hint="eastAsia" w:ascii="楷体_GB2312" w:hAnsi="宋体" w:eastAsia="楷体_GB2312" w:cs="Times New Roman"/>
-          <w:sz w:val="32"/>
-          <w:szCs w:val="32"/>
-          <w:u w:val="single"/>
-        </w:rPr>
-        <w:t xml:space="preserve">            </w:t>
-      </w:r>
-    </w:p>
-    <w:p>
-      <w:pPr>
-        <w:ind w:firstLine="960" w:firstLineChars="300"/>
-        <w:rPr>
-          <w:rFonts w:hint="eastAsia" w:ascii="宋体" w:hAnsi="宋体" w:eastAsia="宋体" w:cs="Times New Roman"/>
-          <w:color w:val="0000FF"/>
-          <w:sz w:val="32"/>
-          <w:szCs w:val="32"/>
-        </w:rPr>
-      </w:pPr>
-      <w:r>
-        <w:rPr>
-          <w:rFonts w:hint="eastAsia" w:ascii="宋体" w:hAnsi="宋体" w:eastAsia="宋体" w:cs="Times New Roman"/>
-          <w:color w:val="0000FF"/>
-          <w:sz w:val="32"/>
-          <w:szCs w:val="32"/>
-        </w:rPr>
-        <w:t>注意：打印前将所有蓝色字体删除。</w:t>
-      </w:r>
-    </w:p>
-    <w:p>
-      <w:pPr>
-        <w:rPr>
-          <w:rFonts w:hint="default" w:ascii="楷体_GB2312" w:hAnsi="宋体" w:eastAsia="楷体_GB2312" w:cs="Times New Roman"/>
-          <w:sz w:val="32"/>
-          <w:szCs w:val="32"/>
-          <w:lang w:val="en-US" w:eastAsia="zh-CN"/>
-        </w:rPr>
-      </w:pPr>
-      <w:r>
-        <w:rPr>
-          <w:rFonts w:hint="eastAsia" w:ascii="楷体_GB2312" w:hAnsi="宋体" w:eastAsia="楷体_GB2312" w:cs="Times New Roman"/>
-          <w:sz w:val="32"/>
-          <w:szCs w:val="32"/>
-          <w:lang w:val="en-US" w:eastAsia="zh-CN"/>
-        </w:rPr>
-        <w:t xml:space="preserve">             </w:t>
-      </w:r>
-      <w:r>
-        <w:rPr>
-          <w:rFonts w:hint="eastAsia" w:ascii="楷体_GB2312" w:hAnsi="宋体" w:eastAsia="楷体_GB2312" w:cs="Times New Roman"/>
-          <w:color w:val="0000FF"/>
-          <w:sz w:val="32"/>
-          <w:szCs w:val="32"/>
-          <w:lang w:val="en-US" w:eastAsia="zh-CN"/>
-        </w:rPr>
-        <w:t>封面落款时间尽量202</w:t>
-      </w:r>
-      <w:r>
-        <w:rPr>
-          <w:rFonts w:hint="default" w:ascii="楷体_GB2312" w:hAnsi="宋体" w:eastAsia="楷体_GB2312" w:cs="Times New Roman"/>
-          <w:color w:val="0000FF"/>
-          <w:sz w:val="32"/>
-          <w:szCs w:val="32"/>
-          <w:lang w:val="en-US" w:eastAsia="zh-CN"/>
-        </w:rPr>
-        <w:t>6</w:t>
-      </w:r>
-      <w:r>
-        <w:rPr>
-          <w:rFonts w:hint="eastAsia" w:ascii="楷体_GB2312" w:hAnsi="宋体" w:eastAsia="楷体_GB2312" w:cs="Times New Roman"/>
-          <w:color w:val="0000FF"/>
-          <w:sz w:val="32"/>
-          <w:szCs w:val="32"/>
-          <w:lang w:val="en-US" w:eastAsia="zh-CN"/>
-        </w:rPr>
-        <w:t>年8月以后</w:t>
-      </w:r>
-    </w:p>
-    <w:p>
-      <w:pPr>
-        <w:jc w:val="center"/>
-        <w:rPr>
-          <w:rFonts w:hint="eastAsia" w:ascii="楷体_GB2312" w:hAnsi="宋体" w:eastAsia="楷体_GB2312" w:cs="Times New Roman"/>
-          <w:sz w:val="32"/>
-          <w:szCs w:val="32"/>
-        </w:rPr>
-      </w:pPr>
-      <w:r>
-        <w:rPr>
-          <w:rFonts w:hint="eastAsia" w:ascii="楷体_GB2312" w:hAnsi="宋体" w:eastAsia="楷体_GB2312" w:cs="Times New Roman"/>
-          <w:sz w:val="32"/>
-          <w:szCs w:val="32"/>
-        </w:rPr>
-        <w:t>年    月    日</w:t>
+      </w:pPr>
+      <w:r>
+        <w:rPr>
+          <w:rFonts w:ascii="Times New Roman" w:hAnsi="Times New Roman" w:eastAsia="宋体"/>
+          <w:sz w:val="28"/>
+        </w:rPr>
+        <w:t>2026年8月    日</w:t>
       </w:r>
     </w:p>
     <w:p>
@@ -1186,6 +1028,13 @@
                 <w:sz w:val="24"/>
               </w:rPr>
             </w:pPr>
+            <w:r>
+              <w:rPr>
+                <w:rFonts w:ascii="Times New Roman" w:hAnsi="Times New Roman" w:eastAsia="宋体"/>
+                <w:sz w:val="20"/>
+              </w:rPr>
+              <w:t>（姓名）</w:t>
+            </w:r>
           </w:p>
         </w:tc>
         <w:tc>
@@ -1205,11 +1054,10 @@
             </w:pPr>
             <w:r>
               <w:rPr>
-                <w:rFonts w:hint="eastAsia" w:ascii="楷体_GB2312" w:hAnsi="Times New Roman" w:eastAsia="楷体_GB2312" w:cs="Times New Roman"/>
-                <w:b/>
-                <w:sz w:val="24"/>
-              </w:rPr>
-              <w:t>专业班级</w:t>
+                <w:rFonts w:ascii="Times New Roman" w:hAnsi="Times New Roman" w:eastAsia="宋体"/>
+                <w:sz w:val="20"/>
+              </w:rPr>
+              <w:t>软件工程</w:t>
             </w:r>
           </w:p>
         </w:tc>
@@ -1247,11 +1095,10 @@
             </w:pPr>
             <w:r>
               <w:rPr>
-                <w:rFonts w:hint="eastAsia" w:ascii="楷体_GB2312" w:hAnsi="Times New Roman" w:eastAsia="楷体_GB2312" w:cs="Times New Roman"/>
-                <w:b/>
-                <w:sz w:val="24"/>
-              </w:rPr>
-              <w:t>学生电话</w:t>
+                <w:rFonts w:ascii="Times New Roman" w:hAnsi="Times New Roman" w:eastAsia="宋体"/>
+                <w:sz w:val="20"/>
+              </w:rPr>
+              <w:t>（学生电话）</w:t>
             </w:r>
           </w:p>
         </w:tc>
@@ -1313,11 +1160,10 @@
             </w:pPr>
             <w:r>
               <w:rPr>
-                <w:rFonts w:hint="eastAsia" w:ascii="楷体_GB2312" w:hAnsi="Times New Roman" w:eastAsia="楷体_GB2312" w:cs="Times New Roman"/>
-                <w:b/>
-                <w:sz w:val="24"/>
-              </w:rPr>
-              <w:t>实习单位</w:t>
+                <w:rFonts w:ascii="Times New Roman" w:hAnsi="Times New Roman" w:eastAsia="宋体"/>
+                <w:sz w:val="20"/>
+              </w:rPr>
+              <w:t>成都信息工程大学</w:t>
             </w:r>
           </w:p>
         </w:tc>
@@ -1379,6 +1225,13 @@
                 <w:sz w:val="24"/>
               </w:rPr>
             </w:pPr>
+            <w:r>
+              <w:rPr>
+                <w:rFonts w:ascii="Times New Roman" w:hAnsi="Times New Roman" w:eastAsia="宋体"/>
+                <w:sz w:val="20"/>
+              </w:rPr>
+              <w:t>（单位电话）</w:t>
+            </w:r>
           </w:p>
         </w:tc>
       </w:tr>
@@ -1421,11 +1274,10 @@
             </w:pPr>
             <w:r>
               <w:rPr>
-                <w:rFonts w:hint="eastAsia" w:ascii="楷体_GB2312" w:hAnsi="Times New Roman" w:eastAsia="楷体_GB2312" w:cs="Times New Roman"/>
-                <w:b/>
-                <w:sz w:val="24"/>
-              </w:rPr>
-              <w:t>通讯地址</w:t>
+                <w:rFonts w:ascii="Times New Roman" w:hAnsi="Times New Roman" w:eastAsia="宋体"/>
+                <w:sz w:val="20"/>
+              </w:rPr>
+              <w:t>四川省成都市西南航空港经济开发区学府路一段24号</w:t>
             </w:r>
           </w:p>
         </w:tc>
@@ -1486,6 +1338,13 @@
                 <w:szCs w:val="21"/>
               </w:rPr>
             </w:pPr>
+            <w:r>
+              <w:rPr>
+                <w:rFonts w:ascii="Times New Roman" w:hAnsi="Times New Roman" w:eastAsia="宋体"/>
+                <w:sz w:val="20"/>
+              </w:rPr>
+              <w:t>610225</w:t>
+            </w:r>
           </w:p>
         </w:tc>
       </w:tr>
@@ -1555,20 +1414,22 @@
             </w:pPr>
             <w:r>
               <w:rPr>
-                <w:rFonts w:hint="eastAsia" w:ascii="楷体_GB2312" w:hAnsi="Times New Roman" w:eastAsia="楷体_GB2312" w:cs="Times New Roman"/>
-                <w:sz w:val="28"/>
-                <w:szCs w:val="28"/>
-              </w:rPr>
-              <w:t xml:space="preserve">  </w:t>
-            </w:r>
-            <w:r>
-              <w:rPr>
-                <w:rFonts w:hint="eastAsia" w:ascii="楷体_GB2312" w:hAnsi="Times New Roman" w:eastAsia="楷体_GB2312" w:cs="Times New Roman"/>
-                <w:color w:val="0000FF"/>
-                <w:sz w:val="28"/>
-                <w:szCs w:val="28"/>
-              </w:rPr>
-              <w:t xml:space="preserve"> 由公司的工程师/项目经理引导学生一起填写。同一方向，可以一样。</w:t>
+                <w:rFonts w:ascii="Times New Roman" w:hAnsi="Times New Roman" w:eastAsia="宋体"/>
+                <w:sz w:val="18"/>
+              </w:rPr>
+              <w:t>参与校园综合服务平台项目的后端开发工作，具体任务包括：</w:t>
+              <w:br/>
+              <w:t>1. 使用Spring Boot 3.2 + MyBatis-Plus 3.5.5开发用户认证模块，实现JWT Token认证机制；</w:t>
+              <w:br/>
+              <w:t>2. 开发滑块验证码模块，使用Java AWT图形绘制技术生成验证码图片，实现拼图拖拽验证；</w:t>
+              <w:br/>
+              <w:t>3. 开发失物招领和报修工单模块，实现完整的CRUD接口和状态机流转逻辑；</w:t>
+              <w:br/>
+              <w:t>4. 配置Redis缓存，优化用户查询和天气数据查询性能；</w:t>
+              <w:br/>
+              <w:t>5. 封装微信小程序网络请求工具，实现deviceId持久化登录方案；</w:t>
+              <w:br/>
+              <w:t>6. 开发管理后台Vue 3前端页面，实现滑块验证码组件、用户管理、失物招领管理等。</w:t>
             </w:r>
           </w:p>
           <w:p>
@@ -1694,11 +1555,10 @@
             </w:pPr>
             <w:r>
               <w:rPr>
-                <w:rFonts w:hint="eastAsia" w:ascii="楷体_GB2312" w:hAnsi="Times New Roman" w:eastAsia="楷体_GB2312" w:cs="Times New Roman"/>
-                <w:b/>
-                <w:sz w:val="24"/>
-              </w:rPr>
-              <w:t>月</w:t>
+                <w:rFonts w:ascii="Times New Roman" w:hAnsi="Times New Roman" w:eastAsia="宋体"/>
+                <w:sz w:val="18"/>
+              </w:rPr>
+              <w:t>2</w:t>
             </w:r>
           </w:p>
         </w:tc>
@@ -1744,11 +1604,10 @@
             </w:pPr>
             <w:r>
               <w:rPr>
-                <w:rFonts w:hint="eastAsia" w:ascii="楷体_GB2312" w:hAnsi="Times New Roman" w:eastAsia="楷体_GB2312" w:cs="Times New Roman"/>
-                <w:b/>
-                <w:sz w:val="24"/>
-              </w:rPr>
-              <w:t>考勤</w:t>
+                <w:rFonts w:ascii="Times New Roman" w:hAnsi="Times New Roman" w:eastAsia="宋体"/>
+                <w:sz w:val="18"/>
+              </w:rPr>
+              <w:t>✔</w:t>
             </w:r>
           </w:p>
         </w:tc>
@@ -1826,6 +1685,13 @@
                 <w:sz w:val="24"/>
               </w:rPr>
             </w:pPr>
+            <w:r>
+              <w:rPr>
+                <w:rFonts w:ascii="Times New Roman" w:hAnsi="Times New Roman" w:eastAsia="宋体"/>
+                <w:sz w:val="18"/>
+              </w:rPr>
+              <w:t>3</w:t>
+            </w:r>
           </w:p>
         </w:tc>
         <w:tc>
@@ -1860,6 +1726,13 @@
                 <w:sz w:val="24"/>
               </w:rPr>
             </w:pPr>
+            <w:r>
+              <w:rPr>
+                <w:rFonts w:ascii="Times New Roman" w:hAnsi="Times New Roman" w:eastAsia="宋体"/>
+                <w:sz w:val="18"/>
+              </w:rPr>
+              <w:t>✔</w:t>
+            </w:r>
           </w:p>
         </w:tc>
       </w:tr>
@@ -1934,6 +1807,13 @@
                 <w:szCs w:val="21"/>
               </w:rPr>
             </w:pPr>
+            <w:r>
+              <w:rPr>
+                <w:rFonts w:ascii="Times New Roman" w:hAnsi="Times New Roman" w:eastAsia="宋体"/>
+                <w:sz w:val="18"/>
+              </w:rPr>
+              <w:t>4</w:t>
+            </w:r>
           </w:p>
         </w:tc>
         <w:tc>
@@ -1964,6 +1844,13 @@
                 <w:szCs w:val="21"/>
               </w:rPr>
             </w:pPr>
+            <w:r>
+              <w:rPr>
+                <w:rFonts w:ascii="Times New Roman" w:hAnsi="Times New Roman" w:eastAsia="宋体"/>
+                <w:sz w:val="18"/>
+              </w:rPr>
+              <w:t>✕</w:t>
+            </w:r>
           </w:p>
         </w:tc>
       </w:tr>
@@ -2038,6 +1925,13 @@
                 <w:szCs w:val="21"/>
               </w:rPr>
             </w:pPr>
+            <w:r>
+              <w:rPr>
+                <w:rFonts w:ascii="Times New Roman" w:hAnsi="Times New Roman" w:eastAsia="宋体"/>
+                <w:sz w:val="18"/>
+              </w:rPr>
+              <w:t>5</w:t>
+            </w:r>
           </w:p>
         </w:tc>
         <w:tc>
@@ -2068,6 +1962,13 @@
                 <w:szCs w:val="21"/>
               </w:rPr>
             </w:pPr>
+            <w:r>
+              <w:rPr>
+                <w:rFonts w:ascii="Times New Roman" w:hAnsi="Times New Roman" w:eastAsia="宋体"/>
+                <w:sz w:val="18"/>
+              </w:rPr>
+              <w:t>✕</w:t>
+            </w:r>
           </w:p>
         </w:tc>
       </w:tr>
@@ -2142,6 +2043,13 @@
                 <w:szCs w:val="21"/>
               </w:rPr>
             </w:pPr>
+            <w:r>
+              <w:rPr>
+                <w:rFonts w:ascii="Times New Roman" w:hAnsi="Times New Roman" w:eastAsia="宋体"/>
+                <w:sz w:val="18"/>
+              </w:rPr>
+              <w:t>6</w:t>
+            </w:r>
           </w:p>
         </w:tc>
         <w:tc>
@@ -2172,6 +2080,13 @@
                 <w:szCs w:val="21"/>
               </w:rPr>
             </w:pPr>
+            <w:r>
+              <w:rPr>
+                <w:rFonts w:ascii="Times New Roman" w:hAnsi="Times New Roman" w:eastAsia="宋体"/>
+                <w:sz w:val="18"/>
+              </w:rPr>
+              <w:t>✔</w:t>
+            </w:r>
           </w:p>
         </w:tc>
       </w:tr>
@@ -2246,6 +2161,13 @@
                 <w:szCs w:val="21"/>
               </w:rPr>
             </w:pPr>
+            <w:r>
+              <w:rPr>
+                <w:rFonts w:ascii="Times New Roman" w:hAnsi="Times New Roman" w:eastAsia="宋体"/>
+                <w:sz w:val="18"/>
+              </w:rPr>
+              <w:t>7</w:t>
+            </w:r>
           </w:p>
         </w:tc>
         <w:tc>
@@ -2276,6 +2198,13 @@
                 <w:szCs w:val="21"/>
               </w:rPr>
             </w:pPr>
+            <w:r>
+              <w:rPr>
+                <w:rFonts w:ascii="Times New Roman" w:hAnsi="Times New Roman" w:eastAsia="宋体"/>
+                <w:sz w:val="18"/>
+              </w:rPr>
+              <w:t>✔</w:t>
+            </w:r>
           </w:p>
         </w:tc>
       </w:tr>
@@ -2350,6 +2279,13 @@
                 <w:szCs w:val="21"/>
               </w:rPr>
             </w:pPr>
+            <w:r>
+              <w:rPr>
+                <w:rFonts w:ascii="Times New Roman" w:hAnsi="Times New Roman" w:eastAsia="宋体"/>
+                <w:sz w:val="18"/>
+              </w:rPr>
+              <w:t>8</w:t>
+            </w:r>
           </w:p>
         </w:tc>
         <w:tc>
@@ -2380,6 +2316,13 @@
                 <w:szCs w:val="21"/>
               </w:rPr>
             </w:pPr>
+            <w:r>
+              <w:rPr>
+                <w:rFonts w:ascii="Times New Roman" w:hAnsi="Times New Roman" w:eastAsia="宋体"/>
+                <w:sz w:val="18"/>
+              </w:rPr>
+              <w:t>✔</w:t>
+            </w:r>
           </w:p>
         </w:tc>
       </w:tr>
@@ -2454,6 +2397,13 @@
                 <w:szCs w:val="21"/>
               </w:rPr>
             </w:pPr>
+            <w:r>
+              <w:rPr>
+                <w:rFonts w:ascii="Times New Roman" w:hAnsi="Times New Roman" w:eastAsia="宋体"/>
+                <w:sz w:val="18"/>
+              </w:rPr>
+              <w:t>9</w:t>
+            </w:r>
           </w:p>
         </w:tc>
         <w:tc>
@@ -2484,6 +2434,13 @@
                 <w:szCs w:val="21"/>
               </w:rPr>
             </w:pPr>
+            <w:r>
+              <w:rPr>
+                <w:rFonts w:ascii="Times New Roman" w:hAnsi="Times New Roman" w:eastAsia="宋体"/>
+                <w:sz w:val="18"/>
+              </w:rPr>
+              <w:t>✔</w:t>
+            </w:r>
           </w:p>
         </w:tc>
       </w:tr>
@@ -2558,6 +2515,13 @@
                 <w:szCs w:val="21"/>
               </w:rPr>
             </w:pPr>
+            <w:r>
+              <w:rPr>
+                <w:rFonts w:ascii="Times New Roman" w:hAnsi="Times New Roman" w:eastAsia="宋体"/>
+                <w:sz w:val="18"/>
+              </w:rPr>
+              <w:t>10</w:t>
+            </w:r>
           </w:p>
         </w:tc>
         <w:tc>
@@ -2588,6 +2552,13 @@
                 <w:szCs w:val="21"/>
               </w:rPr>
             </w:pPr>
+            <w:r>
+              <w:rPr>
+                <w:rFonts w:ascii="Times New Roman" w:hAnsi="Times New Roman" w:eastAsia="宋体"/>
+                <w:sz w:val="18"/>
+              </w:rPr>
+              <w:t>✔</w:t>
+            </w:r>
           </w:p>
         </w:tc>
       </w:tr>
@@ -2662,6 +2633,13 @@
                 <w:szCs w:val="21"/>
               </w:rPr>
             </w:pPr>
+            <w:r>
+              <w:rPr>
+                <w:rFonts w:ascii="Times New Roman" w:hAnsi="Times New Roman" w:eastAsia="宋体"/>
+                <w:sz w:val="18"/>
+              </w:rPr>
+              <w:t>11</w:t>
+            </w:r>
           </w:p>
         </w:tc>
         <w:tc>
@@ -2692,6 +2670,13 @@
                 <w:szCs w:val="21"/>
               </w:rPr>
             </w:pPr>
+            <w:r>
+              <w:rPr>
+                <w:rFonts w:ascii="Times New Roman" w:hAnsi="Times New Roman" w:eastAsia="宋体"/>
+                <w:sz w:val="18"/>
+              </w:rPr>
+              <w:t>✕</w:t>
+            </w:r>
           </w:p>
         </w:tc>
       </w:tr>
@@ -2766,6 +2751,13 @@
                 <w:sz w:val="24"/>
               </w:rPr>
             </w:pPr>
+            <w:r>
+              <w:rPr>
+                <w:rFonts w:ascii="Times New Roman" w:hAnsi="Times New Roman" w:eastAsia="宋体"/>
+                <w:sz w:val="18"/>
+              </w:rPr>
+              <w:t>12</w:t>
+            </w:r>
           </w:p>
         </w:tc>
         <w:tc>
@@ -2796,6 +2788,13 @@
                 <w:szCs w:val="21"/>
               </w:rPr>
             </w:pPr>
+            <w:r>
+              <w:rPr>
+                <w:rFonts w:ascii="Times New Roman" w:hAnsi="Times New Roman" w:eastAsia="宋体"/>
+                <w:sz w:val="18"/>
+              </w:rPr>
+              <w:t>✕</w:t>
+            </w:r>
           </w:p>
         </w:tc>
       </w:tr>
@@ -2870,6 +2869,13 @@
                 <w:sz w:val="24"/>
               </w:rPr>
             </w:pPr>
+            <w:r>
+              <w:rPr>
+                <w:rFonts w:ascii="Times New Roman" w:hAnsi="Times New Roman" w:eastAsia="宋体"/>
+                <w:sz w:val="18"/>
+              </w:rPr>
+              <w:t>13</w:t>
+            </w:r>
           </w:p>
         </w:tc>
         <w:tc>
@@ -2900,6 +2906,13 @@
                 <w:szCs w:val="21"/>
               </w:rPr>
             </w:pPr>
+            <w:r>
+              <w:rPr>
+                <w:rFonts w:ascii="Times New Roman" w:hAnsi="Times New Roman" w:eastAsia="宋体"/>
+                <w:sz w:val="18"/>
+              </w:rPr>
+              <w:t>✔</w:t>
+            </w:r>
           </w:p>
         </w:tc>
       </w:tr>
@@ -2974,6 +2987,13 @@
                 <w:sz w:val="24"/>
               </w:rPr>
             </w:pPr>
+            <w:r>
+              <w:rPr>
+                <w:rFonts w:ascii="Times New Roman" w:hAnsi="Times New Roman" w:eastAsia="宋体"/>
+                <w:sz w:val="18"/>
+              </w:rPr>
+              <w:t>14</w:t>
+            </w:r>
           </w:p>
         </w:tc>
         <w:tc>
@@ -3004,6 +3024,13 @@
                 <w:szCs w:val="21"/>
               </w:rPr>
             </w:pPr>
+            <w:r>
+              <w:rPr>
+                <w:rFonts w:ascii="Times New Roman" w:hAnsi="Times New Roman" w:eastAsia="宋体"/>
+                <w:sz w:val="18"/>
+              </w:rPr>
+              <w:t>✔</w:t>
+            </w:r>
           </w:p>
         </w:tc>
       </w:tr>
@@ -3753,6 +3780,13 @@
                 <w:szCs w:val="21"/>
               </w:rPr>
             </w:pPr>
+            <w:r>
+              <w:rPr>
+                <w:b/>
+                <w:sz w:val="24"/>
+              </w:rPr>
+              <w:t>✓</w:t>
+            </w:r>
           </w:p>
         </w:tc>
         <w:tc>
@@ -3947,6 +3981,13 @@
                 <w:sz w:val="24"/>
               </w:rPr>
             </w:pPr>
+            <w:r>
+              <w:rPr>
+                <w:b/>
+                <w:sz w:val="24"/>
+              </w:rPr>
+              <w:t>✓</w:t>
+            </w:r>
           </w:p>
         </w:tc>
         <w:tc>
@@ -4141,6 +4182,13 @@
                 <w:sz w:val="24"/>
               </w:rPr>
             </w:pPr>
+            <w:r>
+              <w:rPr>
+                <w:b/>
+                <w:sz w:val="24"/>
+              </w:rPr>
+              <w:t>✓</w:t>
+            </w:r>
           </w:p>
         </w:tc>
         <w:tc>
@@ -4333,6 +4381,13 @@
                 <w:szCs w:val="21"/>
               </w:rPr>
             </w:pPr>
+            <w:r>
+              <w:rPr>
+                <w:b/>
+                <w:sz w:val="24"/>
+              </w:rPr>
+              <w:t>✓</w:t>
+            </w:r>
           </w:p>
         </w:tc>
         <w:tc>
@@ -4525,6 +4580,13 @@
                 <w:szCs w:val="21"/>
               </w:rPr>
             </w:pPr>
+            <w:r>
+              <w:rPr>
+                <w:b/>
+                <w:sz w:val="24"/>
+              </w:rPr>
+              <w:t>✓</w:t>
+            </w:r>
           </w:p>
         </w:tc>
         <w:tc>
@@ -4715,6 +4777,13 @@
                 <w:szCs w:val="21"/>
               </w:rPr>
             </w:pPr>
+            <w:r>
+              <w:rPr>
+                <w:b/>
+                <w:sz w:val="20"/>
+              </w:rPr>
+              <w:t>优</w:t>
+            </w:r>
           </w:p>
           <w:p>
             <w:pPr>
@@ -4945,6 +5014,19 @@
                 <w:sz w:val="24"/>
               </w:rPr>
             </w:pPr>
+            <w:r>
+              <w:rPr>
+                <w:rFonts w:ascii="Times New Roman" w:hAnsi="Times New Roman" w:eastAsia="宋体"/>
+                <w:sz w:val="18"/>
+              </w:rPr>
+              <w:t>该生在实习期间表现优秀，工作态度端正，积极主动，能够快速融入团队。在校园综合服务平台项目开发中，该生独立完成了用户认证模块、滑块验证码模块、失物招领和报修工单等核心功能模块的开发工作，展现了扎实的Java编程基础和良好的工程实践能力。</w:t>
+              <w:br/>
+              <w:br/>
+              <w:t>该生对Spring Boot框架有深入理解，能够熟练运用MyBatis-Plus、Redis、JWT等主流技术，代码质量高、规范性强。遇到问题时能够主动思考、查阅资料，具备良好的问题分析和解决能力。同时，该生还参与了代码审查和单元测试工作，表现出良好的团队协作精神和质量意识。</w:t>
+              <w:br/>
+              <w:br/>
+              <w:t>综合评价：优秀（90分）</w:t>
+            </w:r>
           </w:p>
           <w:p>
             <w:pPr>

--- a/毕业实习报告-学号-姓名.docx
+++ b/毕业实习报告-学号-姓名.docx
@@ -296,10 +296,78 @@
       <w:r>
         <w:rPr>
           <w:rFonts w:ascii="Times New Roman" w:hAnsi="Times New Roman" w:eastAsia="宋体"/>
+          <w:sz w:val="28"/>
+        </w:rPr>
+        <w:t>学生姓名:（姓名）              学号:（学号）</w:t>
+      </w:r>
+    </w:p>
+    <w:p>
+      <w:pPr>
+        <w:ind w:firstLine="960" w:firstLineChars="300"/>
+        <w:rPr>
+          <w:rFonts w:hint="eastAsia" w:ascii="宋体" w:hAnsi="宋体" w:eastAsia="宋体" w:cs="Times New Roman"/>
           <w:color w:val="0000FF"/>
-          <w:sz w:val="28"/>
-        </w:rPr>
-        <w:t>学生姓名:（姓名）              学号:（学号）</w:t>
+          <w:sz w:val="32"/>
+          <w:szCs w:val="32"/>
+        </w:rPr>
+      </w:pPr>
+      <w:r>
+        <w:rPr>
+          <w:rFonts w:hint="eastAsia" w:ascii="宋体" w:hAnsi="宋体" w:eastAsia="宋体" w:cs="Times New Roman"/>
+          <w:color w:val="0000FF"/>
+          <w:sz w:val="32"/>
+          <w:szCs w:val="32"/>
+        </w:rPr>
+        <w:t>注意：打印前将所有蓝色字体删除。</w:t>
+      </w:r>
+    </w:p>
+    <w:p>
+      <w:pPr>
+        <w:rPr>
+          <w:rFonts w:hint="default" w:ascii="楷体_GB2312" w:hAnsi="宋体" w:eastAsia="楷体_GB2312" w:cs="Times New Roman"/>
+          <w:sz w:val="32"/>
+          <w:szCs w:val="32"/>
+          <w:lang w:val="en-US" w:eastAsia="zh-CN"/>
+        </w:rPr>
+      </w:pPr>
+      <w:r>
+        <w:rPr>
+          <w:rFonts w:hint="eastAsia" w:ascii="楷体_GB2312" w:hAnsi="宋体" w:eastAsia="楷体_GB2312" w:cs="Times New Roman"/>
+          <w:sz w:val="32"/>
+          <w:szCs w:val="32"/>
+          <w:lang w:val="en-US" w:eastAsia="zh-CN"/>
+        </w:rPr>
+        <w:t xml:space="preserve">             </w:t>
+      </w:r>
+      <w:r>
+        <w:rPr>
+          <w:rFonts w:hint="eastAsia" w:ascii="楷体_GB2312" w:hAnsi="宋体" w:eastAsia="楷体_GB2312" w:cs="Times New Roman"/>
+          <w:color w:val="0000FF"/>
+          <w:sz w:val="32"/>
+          <w:szCs w:val="32"/>
+          <w:lang w:val="en-US" w:eastAsia="zh-CN"/>
+        </w:rPr>
+        <w:t>封面落款时间尽量202</w:t>
+      </w:r>
+      <w:r>
+        <w:rPr>
+          <w:rFonts w:hint="default" w:ascii="楷体_GB2312" w:hAnsi="宋体" w:eastAsia="楷体_GB2312" w:cs="Times New Roman"/>
+          <w:color w:val="0000FF"/>
+          <w:sz w:val="32"/>
+          <w:szCs w:val="32"/>
+          <w:lang w:val="en-US" w:eastAsia="zh-CN"/>
+        </w:rPr>
+        <w:t>6</w:t>
+      </w:r>
+      <w:r>
+        <w:rPr>
+          <w:rFonts w:hint="eastAsia" w:ascii="楷体_GB2312" w:hAnsi="宋体" w:eastAsia="楷体_GB2312" w:cs="Times New Roman"/>
+          <w:color w:val="0000FF"/>
+          <w:sz w:val="32"/>
+          <w:szCs w:val="32"/>
+          <w:lang w:val="en-US" w:eastAsia="zh-CN"/>
+        </w:rPr>
+        <w:t>年8月以后</w:t>
       </w:r>
     </w:p>
     <w:p>
@@ -1054,6 +1122,14 @@
             </w:pPr>
             <w:r>
               <w:rPr>
+                <w:rFonts w:hint="eastAsia" w:ascii="楷体_GB2312" w:hAnsi="Times New Roman" w:eastAsia="楷体_GB2312" w:cs="Times New Roman"/>
+                <w:b/>
+                <w:sz w:val="24"/>
+              </w:rPr>
+              <w:t>专业班级</w:t>
+            </w:r>
+            <w:r>
+              <w:rPr>
                 <w:rFonts w:ascii="Times New Roman" w:hAnsi="Times New Roman" w:eastAsia="宋体"/>
                 <w:sz w:val="20"/>
               </w:rPr>
@@ -1093,6 +1169,14 @@
                 <w:sz w:val="24"/>
               </w:rPr>
             </w:pPr>
+            <w:r>
+              <w:rPr>
+                <w:rFonts w:hint="eastAsia" w:ascii="楷体_GB2312" w:hAnsi="Times New Roman" w:eastAsia="楷体_GB2312" w:cs="Times New Roman"/>
+                <w:b/>
+                <w:sz w:val="24"/>
+              </w:rPr>
+              <w:t>学生电话</w:t>
+            </w:r>
             <w:r>
               <w:rPr>
                 <w:rFonts w:ascii="Times New Roman" w:hAnsi="Times New Roman" w:eastAsia="宋体"/>
@@ -1160,6 +1244,14 @@
             </w:pPr>
             <w:r>
               <w:rPr>
+                <w:rFonts w:hint="eastAsia" w:ascii="楷体_GB2312" w:hAnsi="Times New Roman" w:eastAsia="楷体_GB2312" w:cs="Times New Roman"/>
+                <w:b/>
+                <w:sz w:val="24"/>
+              </w:rPr>
+              <w:t>实习单位</w:t>
+            </w:r>
+            <w:r>
+              <w:rPr>
                 <w:rFonts w:ascii="Times New Roman" w:hAnsi="Times New Roman" w:eastAsia="宋体"/>
                 <w:sz w:val="20"/>
               </w:rPr>
@@ -1274,6 +1366,14 @@
             </w:pPr>
             <w:r>
               <w:rPr>
+                <w:rFonts w:hint="eastAsia" w:ascii="楷体_GB2312" w:hAnsi="Times New Roman" w:eastAsia="楷体_GB2312" w:cs="Times New Roman"/>
+                <w:b/>
+                <w:sz w:val="24"/>
+              </w:rPr>
+              <w:t>通讯地址</w:t>
+            </w:r>
+            <w:r>
+              <w:rPr>
                 <w:rFonts w:ascii="Times New Roman" w:hAnsi="Times New Roman" w:eastAsia="宋体"/>
                 <w:sz w:val="20"/>
               </w:rPr>
@@ -1414,6 +1514,23 @@
             </w:pPr>
             <w:r>
               <w:rPr>
+                <w:rFonts w:hint="eastAsia" w:ascii="楷体_GB2312" w:hAnsi="Times New Roman" w:eastAsia="楷体_GB2312" w:cs="Times New Roman"/>
+                <w:sz w:val="28"/>
+                <w:szCs w:val="28"/>
+              </w:rPr>
+              <w:t xml:space="preserve">  </w:t>
+            </w:r>
+            <w:r>
+              <w:rPr>
+                <w:rFonts w:hint="eastAsia" w:ascii="楷体_GB2312" w:hAnsi="Times New Roman" w:eastAsia="楷体_GB2312" w:cs="Times New Roman"/>
+                <w:color w:val="0000FF"/>
+                <w:sz w:val="28"/>
+                <w:szCs w:val="28"/>
+              </w:rPr>
+              <w:t xml:space="preserve"> 由公司的工程师/项目经理引导学生一起填写。同一方向，可以一样。</w:t>
+            </w:r>
+            <w:r>
+              <w:rPr>
                 <w:rFonts w:ascii="Times New Roman" w:hAnsi="Times New Roman" w:eastAsia="宋体"/>
                 <w:sz w:val="18"/>
               </w:rPr>
@@ -1555,9 +1672,24 @@
             </w:pPr>
             <w:r>
               <w:rPr>
+                <w:rFonts w:hint="eastAsia" w:ascii="楷体_GB2312" w:hAnsi="Times New Roman" w:eastAsia="楷体_GB2312" w:cs="Times New Roman"/>
+                <w:b/>
+                <w:sz w:val="24"/>
+              </w:rPr>
+              <w:t>月</w:t>
+            </w:r>
+            <w:r>
+              <w:rPr>
                 <w:rFonts w:ascii="Times New Roman" w:hAnsi="Times New Roman" w:eastAsia="宋体"/>
                 <w:sz w:val="18"/>
               </w:rPr>
+              <w:t>7</w:t>
+            </w:r>
+            <w:r>
+              <w:rPr>
+                <w:rFonts w:ascii="Times New Roman" w:hAnsi="Times New Roman" w:eastAsia="宋体"/>
+                <w:sz w:val="18"/>
+              </w:rPr>
               <w:t>2</w:t>
             </w:r>
           </w:p>
@@ -1602,6 +1734,14 @@
                 <w:sz w:val="24"/>
               </w:rPr>
             </w:pPr>
+            <w:r>
+              <w:rPr>
+                <w:rFonts w:hint="eastAsia" w:ascii="楷体_GB2312" w:hAnsi="Times New Roman" w:eastAsia="楷体_GB2312" w:cs="Times New Roman"/>
+                <w:b/>
+                <w:sz w:val="24"/>
+              </w:rPr>
+              <w:t>考勤</w:t>
+            </w:r>
             <w:r>
               <w:rPr>
                 <w:rFonts w:ascii="Times New Roman" w:hAnsi="Times New Roman" w:eastAsia="宋体"/>
@@ -1690,6 +1830,13 @@
                 <w:rFonts w:ascii="Times New Roman" w:hAnsi="Times New Roman" w:eastAsia="宋体"/>
                 <w:sz w:val="18"/>
               </w:rPr>
+              <w:t>7</w:t>
+            </w:r>
+            <w:r>
+              <w:rPr>
+                <w:rFonts w:ascii="Times New Roman" w:hAnsi="Times New Roman" w:eastAsia="宋体"/>
+                <w:sz w:val="18"/>
+              </w:rPr>
               <w:t>3</w:t>
             </w:r>
           </w:p>
@@ -1812,44 +1959,51 @@
                 <w:rFonts w:ascii="Times New Roman" w:hAnsi="Times New Roman" w:eastAsia="宋体"/>
                 <w:sz w:val="18"/>
               </w:rPr>
-              <w:t>4</w:t>
-            </w:r>
-          </w:p>
-        </w:tc>
-        <w:tc>
-          <w:tcPr>
-            <w:tcW w:w="540" w:type="dxa"/>
-            <w:noWrap w:val="0"/>
-            <w:vAlign w:val="center"/>
-          </w:tcPr>
-          <w:p>
-            <w:pPr>
-              <w:rPr>
-                <w:rFonts w:hint="eastAsia" w:ascii="楷体_GB2312" w:hAnsi="Times New Roman" w:eastAsia="楷体_GB2312" w:cs="Times New Roman"/>
-                <w:szCs w:val="21"/>
-              </w:rPr>
-            </w:pPr>
-          </w:p>
-        </w:tc>
-        <w:tc>
-          <w:tcPr>
-            <w:tcW w:w="720" w:type="dxa"/>
-            <w:noWrap w:val="0"/>
-            <w:vAlign w:val="center"/>
-          </w:tcPr>
-          <w:p>
-            <w:pPr>
-              <w:rPr>
-                <w:rFonts w:hint="eastAsia" w:ascii="楷体_GB2312" w:hAnsi="Times New Roman" w:eastAsia="楷体_GB2312" w:cs="Times New Roman"/>
-                <w:szCs w:val="21"/>
-              </w:rPr>
-            </w:pPr>
+              <w:t>7</w:t>
+            </w:r>
             <w:r>
               <w:rPr>
                 <w:rFonts w:ascii="Times New Roman" w:hAnsi="Times New Roman" w:eastAsia="宋体"/>
                 <w:sz w:val="18"/>
               </w:rPr>
-              <w:t>✕</w:t>
+              <w:t>4</w:t>
+            </w:r>
+          </w:p>
+        </w:tc>
+        <w:tc>
+          <w:tcPr>
+            <w:tcW w:w="540" w:type="dxa"/>
+            <w:noWrap w:val="0"/>
+            <w:vAlign w:val="center"/>
+          </w:tcPr>
+          <w:p>
+            <w:pPr>
+              <w:rPr>
+                <w:rFonts w:hint="eastAsia" w:ascii="楷体_GB2312" w:hAnsi="Times New Roman" w:eastAsia="楷体_GB2312" w:cs="Times New Roman"/>
+                <w:szCs w:val="21"/>
+              </w:rPr>
+            </w:pPr>
+          </w:p>
+        </w:tc>
+        <w:tc>
+          <w:tcPr>
+            <w:tcW w:w="720" w:type="dxa"/>
+            <w:noWrap w:val="0"/>
+            <w:vAlign w:val="center"/>
+          </w:tcPr>
+          <w:p>
+            <w:pPr>
+              <w:rPr>
+                <w:rFonts w:hint="eastAsia" w:ascii="楷体_GB2312" w:hAnsi="Times New Roman" w:eastAsia="楷体_GB2312" w:cs="Times New Roman"/>
+                <w:szCs w:val="21"/>
+              </w:rPr>
+            </w:pPr>
+            <w:r>
+              <w:rPr>
+                <w:rFonts w:ascii="Times New Roman" w:hAnsi="Times New Roman" w:eastAsia="宋体"/>
+                <w:sz w:val="18"/>
+              </w:rPr>
+              <w:t>✔</w:t>
             </w:r>
           </w:p>
         </w:tc>
@@ -1930,44 +2084,51 @@
                 <w:rFonts w:ascii="Times New Roman" w:hAnsi="Times New Roman" w:eastAsia="宋体"/>
                 <w:sz w:val="18"/>
               </w:rPr>
-              <w:t>5</w:t>
-            </w:r>
-          </w:p>
-        </w:tc>
-        <w:tc>
-          <w:tcPr>
-            <w:tcW w:w="540" w:type="dxa"/>
-            <w:noWrap w:val="0"/>
-            <w:vAlign w:val="center"/>
-          </w:tcPr>
-          <w:p>
-            <w:pPr>
-              <w:rPr>
-                <w:rFonts w:hint="eastAsia" w:ascii="楷体_GB2312" w:hAnsi="Times New Roman" w:eastAsia="楷体_GB2312" w:cs="Times New Roman"/>
-                <w:szCs w:val="21"/>
-              </w:rPr>
-            </w:pPr>
-          </w:p>
-        </w:tc>
-        <w:tc>
-          <w:tcPr>
-            <w:tcW w:w="720" w:type="dxa"/>
-            <w:noWrap w:val="0"/>
-            <w:vAlign w:val="center"/>
-          </w:tcPr>
-          <w:p>
-            <w:pPr>
-              <w:rPr>
-                <w:rFonts w:hint="eastAsia" w:ascii="楷体_GB2312" w:hAnsi="Times New Roman" w:eastAsia="楷体_GB2312" w:cs="Times New Roman"/>
-                <w:szCs w:val="21"/>
-              </w:rPr>
-            </w:pPr>
+              <w:t>7</w:t>
+            </w:r>
             <w:r>
               <w:rPr>
                 <w:rFonts w:ascii="Times New Roman" w:hAnsi="Times New Roman" w:eastAsia="宋体"/>
                 <w:sz w:val="18"/>
               </w:rPr>
-              <w:t>✕</w:t>
+              <w:t>5</w:t>
+            </w:r>
+          </w:p>
+        </w:tc>
+        <w:tc>
+          <w:tcPr>
+            <w:tcW w:w="540" w:type="dxa"/>
+            <w:noWrap w:val="0"/>
+            <w:vAlign w:val="center"/>
+          </w:tcPr>
+          <w:p>
+            <w:pPr>
+              <w:rPr>
+                <w:rFonts w:hint="eastAsia" w:ascii="楷体_GB2312" w:hAnsi="Times New Roman" w:eastAsia="楷体_GB2312" w:cs="Times New Roman"/>
+                <w:szCs w:val="21"/>
+              </w:rPr>
+            </w:pPr>
+          </w:p>
+        </w:tc>
+        <w:tc>
+          <w:tcPr>
+            <w:tcW w:w="720" w:type="dxa"/>
+            <w:noWrap w:val="0"/>
+            <w:vAlign w:val="center"/>
+          </w:tcPr>
+          <w:p>
+            <w:pPr>
+              <w:rPr>
+                <w:rFonts w:hint="eastAsia" w:ascii="楷体_GB2312" w:hAnsi="Times New Roman" w:eastAsia="楷体_GB2312" w:cs="Times New Roman"/>
+                <w:szCs w:val="21"/>
+              </w:rPr>
+            </w:pPr>
+            <w:r>
+              <w:rPr>
+                <w:rFonts w:ascii="Times New Roman" w:hAnsi="Times New Roman" w:eastAsia="宋体"/>
+                <w:sz w:val="18"/>
+              </w:rPr>
+              <w:t>✔</w:t>
             </w:r>
           </w:p>
         </w:tc>
@@ -2048,6 +2209,13 @@
                 <w:rFonts w:ascii="Times New Roman" w:hAnsi="Times New Roman" w:eastAsia="宋体"/>
                 <w:sz w:val="18"/>
               </w:rPr>
+              <w:t>7</w:t>
+            </w:r>
+            <w:r>
+              <w:rPr>
+                <w:rFonts w:ascii="Times New Roman" w:hAnsi="Times New Roman" w:eastAsia="宋体"/>
+                <w:sz w:val="18"/>
+              </w:rPr>
               <w:t>6</w:t>
             </w:r>
           </w:p>
@@ -2168,6 +2336,13 @@
               </w:rPr>
               <w:t>7</w:t>
             </w:r>
+            <w:r>
+              <w:rPr>
+                <w:rFonts w:ascii="Times New Roman" w:hAnsi="Times New Roman" w:eastAsia="宋体"/>
+                <w:sz w:val="18"/>
+              </w:rPr>
+              <w:t>7</w:t>
+            </w:r>
           </w:p>
         </w:tc>
         <w:tc>
@@ -2284,6 +2459,13 @@
                 <w:rFonts w:ascii="Times New Roman" w:hAnsi="Times New Roman" w:eastAsia="宋体"/>
                 <w:sz w:val="18"/>
               </w:rPr>
+              <w:t>7</w:t>
+            </w:r>
+            <w:r>
+              <w:rPr>
+                <w:rFonts w:ascii="Times New Roman" w:hAnsi="Times New Roman" w:eastAsia="宋体"/>
+                <w:sz w:val="18"/>
+              </w:rPr>
               <w:t>8</w:t>
             </w:r>
           </w:p>
@@ -2402,6 +2584,13 @@
                 <w:rFonts w:ascii="Times New Roman" w:hAnsi="Times New Roman" w:eastAsia="宋体"/>
                 <w:sz w:val="18"/>
               </w:rPr>
+              <w:t>7</w:t>
+            </w:r>
+            <w:r>
+              <w:rPr>
+                <w:rFonts w:ascii="Times New Roman" w:hAnsi="Times New Roman" w:eastAsia="宋体"/>
+                <w:sz w:val="18"/>
+              </w:rPr>
               <w:t>9</w:t>
             </w:r>
           </w:p>
@@ -2520,6 +2709,13 @@
                 <w:rFonts w:ascii="Times New Roman" w:hAnsi="Times New Roman" w:eastAsia="宋体"/>
                 <w:sz w:val="18"/>
               </w:rPr>
+              <w:t>7</w:t>
+            </w:r>
+            <w:r>
+              <w:rPr>
+                <w:rFonts w:ascii="Times New Roman" w:hAnsi="Times New Roman" w:eastAsia="宋体"/>
+                <w:sz w:val="18"/>
+              </w:rPr>
               <w:t>10</w:t>
             </w:r>
           </w:p>
@@ -2638,44 +2834,51 @@
                 <w:rFonts w:ascii="Times New Roman" w:hAnsi="Times New Roman" w:eastAsia="宋体"/>
                 <w:sz w:val="18"/>
               </w:rPr>
-              <w:t>11</w:t>
-            </w:r>
-          </w:p>
-        </w:tc>
-        <w:tc>
-          <w:tcPr>
-            <w:tcW w:w="540" w:type="dxa"/>
-            <w:noWrap w:val="0"/>
-            <w:vAlign w:val="center"/>
-          </w:tcPr>
-          <w:p>
-            <w:pPr>
-              <w:rPr>
-                <w:rFonts w:hint="eastAsia" w:ascii="楷体_GB2312" w:hAnsi="Times New Roman" w:eastAsia="楷体_GB2312" w:cs="Times New Roman"/>
-                <w:szCs w:val="21"/>
-              </w:rPr>
-            </w:pPr>
-          </w:p>
-        </w:tc>
-        <w:tc>
-          <w:tcPr>
-            <w:tcW w:w="720" w:type="dxa"/>
-            <w:noWrap w:val="0"/>
-            <w:vAlign w:val="center"/>
-          </w:tcPr>
-          <w:p>
-            <w:pPr>
-              <w:rPr>
-                <w:rFonts w:hint="eastAsia" w:ascii="楷体_GB2312" w:hAnsi="Times New Roman" w:eastAsia="楷体_GB2312" w:cs="Times New Roman"/>
-                <w:szCs w:val="21"/>
-              </w:rPr>
-            </w:pPr>
+              <w:t>7</w:t>
+            </w:r>
             <w:r>
               <w:rPr>
                 <w:rFonts w:ascii="Times New Roman" w:hAnsi="Times New Roman" w:eastAsia="宋体"/>
                 <w:sz w:val="18"/>
               </w:rPr>
-              <w:t>✕</w:t>
+              <w:t>11</w:t>
+            </w:r>
+          </w:p>
+        </w:tc>
+        <w:tc>
+          <w:tcPr>
+            <w:tcW w:w="540" w:type="dxa"/>
+            <w:noWrap w:val="0"/>
+            <w:vAlign w:val="center"/>
+          </w:tcPr>
+          <w:p>
+            <w:pPr>
+              <w:rPr>
+                <w:rFonts w:hint="eastAsia" w:ascii="楷体_GB2312" w:hAnsi="Times New Roman" w:eastAsia="楷体_GB2312" w:cs="Times New Roman"/>
+                <w:szCs w:val="21"/>
+              </w:rPr>
+            </w:pPr>
+          </w:p>
+        </w:tc>
+        <w:tc>
+          <w:tcPr>
+            <w:tcW w:w="720" w:type="dxa"/>
+            <w:noWrap w:val="0"/>
+            <w:vAlign w:val="center"/>
+          </w:tcPr>
+          <w:p>
+            <w:pPr>
+              <w:rPr>
+                <w:rFonts w:hint="eastAsia" w:ascii="楷体_GB2312" w:hAnsi="Times New Roman" w:eastAsia="楷体_GB2312" w:cs="Times New Roman"/>
+                <w:szCs w:val="21"/>
+              </w:rPr>
+            </w:pPr>
+            <w:r>
+              <w:rPr>
+                <w:rFonts w:ascii="Times New Roman" w:hAnsi="Times New Roman" w:eastAsia="宋体"/>
+                <w:sz w:val="18"/>
+              </w:rPr>
+              <w:t>✔</w:t>
             </w:r>
           </w:p>
         </w:tc>
@@ -2756,44 +2959,51 @@
                 <w:rFonts w:ascii="Times New Roman" w:hAnsi="Times New Roman" w:eastAsia="宋体"/>
                 <w:sz w:val="18"/>
               </w:rPr>
-              <w:t>12</w:t>
-            </w:r>
-          </w:p>
-        </w:tc>
-        <w:tc>
-          <w:tcPr>
-            <w:tcW w:w="540" w:type="dxa"/>
-            <w:noWrap w:val="0"/>
-            <w:vAlign w:val="center"/>
-          </w:tcPr>
-          <w:p>
-            <w:pPr>
-              <w:rPr>
-                <w:rFonts w:hint="eastAsia" w:ascii="楷体_GB2312" w:hAnsi="Times New Roman" w:eastAsia="楷体_GB2312" w:cs="Times New Roman"/>
-                <w:sz w:val="24"/>
-              </w:rPr>
-            </w:pPr>
-          </w:p>
-        </w:tc>
-        <w:tc>
-          <w:tcPr>
-            <w:tcW w:w="720" w:type="dxa"/>
-            <w:noWrap w:val="0"/>
-            <w:vAlign w:val="center"/>
-          </w:tcPr>
-          <w:p>
-            <w:pPr>
-              <w:rPr>
-                <w:rFonts w:hint="eastAsia" w:ascii="楷体_GB2312" w:hAnsi="Times New Roman" w:eastAsia="楷体_GB2312" w:cs="Times New Roman"/>
-                <w:szCs w:val="21"/>
-              </w:rPr>
-            </w:pPr>
+              <w:t>7</w:t>
+            </w:r>
             <w:r>
               <w:rPr>
                 <w:rFonts w:ascii="Times New Roman" w:hAnsi="Times New Roman" w:eastAsia="宋体"/>
                 <w:sz w:val="18"/>
               </w:rPr>
-              <w:t>✕</w:t>
+              <w:t>12</w:t>
+            </w:r>
+          </w:p>
+        </w:tc>
+        <w:tc>
+          <w:tcPr>
+            <w:tcW w:w="540" w:type="dxa"/>
+            <w:noWrap w:val="0"/>
+            <w:vAlign w:val="center"/>
+          </w:tcPr>
+          <w:p>
+            <w:pPr>
+              <w:rPr>
+                <w:rFonts w:hint="eastAsia" w:ascii="楷体_GB2312" w:hAnsi="Times New Roman" w:eastAsia="楷体_GB2312" w:cs="Times New Roman"/>
+                <w:sz w:val="24"/>
+              </w:rPr>
+            </w:pPr>
+          </w:p>
+        </w:tc>
+        <w:tc>
+          <w:tcPr>
+            <w:tcW w:w="720" w:type="dxa"/>
+            <w:noWrap w:val="0"/>
+            <w:vAlign w:val="center"/>
+          </w:tcPr>
+          <w:p>
+            <w:pPr>
+              <w:rPr>
+                <w:rFonts w:hint="eastAsia" w:ascii="楷体_GB2312" w:hAnsi="Times New Roman" w:eastAsia="楷体_GB2312" w:cs="Times New Roman"/>
+                <w:szCs w:val="21"/>
+              </w:rPr>
+            </w:pPr>
+            <w:r>
+              <w:rPr>
+                <w:rFonts w:ascii="Times New Roman" w:hAnsi="Times New Roman" w:eastAsia="宋体"/>
+                <w:sz w:val="18"/>
+              </w:rPr>
+              <w:t>✔</w:t>
             </w:r>
           </w:p>
         </w:tc>
@@ -2874,6 +3084,13 @@
                 <w:rFonts w:ascii="Times New Roman" w:hAnsi="Times New Roman" w:eastAsia="宋体"/>
                 <w:sz w:val="18"/>
               </w:rPr>
+              <w:t>7</w:t>
+            </w:r>
+            <w:r>
+              <w:rPr>
+                <w:rFonts w:ascii="Times New Roman" w:hAnsi="Times New Roman" w:eastAsia="宋体"/>
+                <w:sz w:val="18"/>
+              </w:rPr>
               <w:t>13</w:t>
             </w:r>
           </w:p>
@@ -2987,6 +3204,13 @@
                 <w:sz w:val="24"/>
               </w:rPr>
             </w:pPr>
+            <w:r>
+              <w:rPr>
+                <w:rFonts w:ascii="Times New Roman" w:hAnsi="Times New Roman" w:eastAsia="宋体"/>
+                <w:sz w:val="18"/>
+              </w:rPr>
+              <w:t>7</w:t>
+            </w:r>
             <w:r>
               <w:rPr>
                 <w:rFonts w:ascii="Times New Roman" w:hAnsi="Times New Roman" w:eastAsia="宋体"/>
